--- a/build/gal_electric_digital.docx
+++ b/build/gal_electric_digital.docx
@@ -25,7 +25,7 @@
       <w:r>
         <w:t>a)</w:t>
         <w:tab/>
-        <w:t>A resistencia</w:t>
+        <w:t>O condensador</w:t>
       </w:r>
     </w:p>
     <w:p>
@@ -45,7 +45,7 @@
       <w:r>
         <w:t>c)</w:t>
         <w:tab/>
-        <w:t>O condensador</w:t>
+        <w:t>O transmisor</w:t>
       </w:r>
     </w:p>
     <w:p>
@@ -55,7 +55,7 @@
       <w:r>
         <w:t>d)</w:t>
         <w:tab/>
-        <w:t>O transmisor</w:t>
+        <w:t>A resistencia</w:t>
       </w:r>
     </w:p>
     <w:p>
@@ -73,7 +73,7 @@
       <w:r>
         <w:t>a)</w:t>
         <w:tab/>
-        <w:t>NOR</w:t>
+        <w:t>TOR</w:t>
       </w:r>
     </w:p>
     <w:p>
@@ -83,7 +83,7 @@
       <w:r>
         <w:t>b)</w:t>
         <w:tab/>
-        <w:t>TOR</w:t>
+        <w:t>XOR</w:t>
       </w:r>
     </w:p>
     <w:p>
@@ -103,7 +103,7 @@
       <w:r>
         <w:t>d)</w:t>
         <w:tab/>
-        <w:t>XOR</w:t>
+        <w:t>NOR</w:t>
       </w:r>
     </w:p>
     <w:p>
@@ -121,7 +121,7 @@
       <w:r>
         <w:t>a)</w:t>
         <w:tab/>
-        <w:t>NOT</w:t>
+        <w:t>OR</w:t>
       </w:r>
     </w:p>
     <w:p>
@@ -130,6 +130,16 @@
       </w:pPr>
       <w:r>
         <w:t>b)</w:t>
+        <w:tab/>
+        <w:t>NAND</w:t>
+      </w:r>
+    </w:p>
+    <w:p>
+      <w:pPr>
+        <w:pStyle w:val="Choice"/>
+      </w:pPr>
+      <w:r>
+        <w:t>c)</w:t>
         <w:tab/>
         <w:t>AND</w:t>
       </w:r>
@@ -139,19 +149,9 @@
         <w:pStyle w:val="Choice"/>
       </w:pPr>
       <w:r>
-        <w:t>c)</w:t>
-        <w:tab/>
-        <w:t>OR</w:t>
-      </w:r>
-    </w:p>
-    <w:p>
-      <w:pPr>
-        <w:pStyle w:val="Choice"/>
-      </w:pPr>
-      <w:r>
         <w:t>d)</w:t>
         <w:tab/>
-        <w:t>NAND</w:t>
+        <w:t>NOT</w:t>
       </w:r>
     </w:p>
     <w:p>
@@ -265,6 +265,26 @@
       <w:r>
         <w:t>a)</w:t>
         <w:tab/>
+        <w:t>Bill Gates</w:t>
+      </w:r>
+    </w:p>
+    <w:p>
+      <w:pPr>
+        <w:pStyle w:val="Choice"/>
+      </w:pPr>
+      <w:r>
+        <w:t>b)</w:t>
+        <w:tab/>
+        <w:t>Charles Babbage</w:t>
+      </w:r>
+    </w:p>
+    <w:p>
+      <w:pPr>
+        <w:pStyle w:val="Choice"/>
+      </w:pPr>
+      <w:r>
+        <w:t>c)</w:t>
+        <w:tab/>
         <w:t>George Boole</w:t>
       </w:r>
     </w:p>
@@ -273,33 +293,13 @@
         <w:pStyle w:val="Choice"/>
       </w:pPr>
       <w:r>
-        <w:t>b)</w:t>
-        <w:tab/>
-        <w:t>Bill Gates</w:t>
-      </w:r>
-    </w:p>
-    <w:p>
-      <w:pPr>
-        <w:pStyle w:val="Choice"/>
-      </w:pPr>
-      <w:r>
-        <w:t>c)</w:t>
+        <w:t>d)</w:t>
         <w:tab/>
         <w:t>William Shockley</w:t>
       </w:r>
     </w:p>
     <w:p>
       <w:pPr>
-        <w:pStyle w:val="Choice"/>
-      </w:pPr>
-      <w:r>
-        <w:t>d)</w:t>
-        <w:tab/>
-        <w:t>Charles Babbage</w:t>
-      </w:r>
-    </w:p>
-    <w:p>
-      <w:pPr>
         <w:pStyle w:val="ListNumber"/>
       </w:pPr>
       <w:r>
@@ -313,7 +313,7 @@
       <w:r>
         <w:t>a)</w:t>
         <w:tab/>
-        <w:t>1934</w:t>
+        <w:t>1854</w:t>
       </w:r>
     </w:p>
     <w:p>
@@ -323,7 +323,7 @@
       <w:r>
         <w:t>b)</w:t>
         <w:tab/>
-        <w:t>1854</w:t>
+        <w:t>1934</w:t>
       </w:r>
     </w:p>
     <w:p>
@@ -400,6 +400,26 @@
       <w:r>
         <w:t>a)</w:t>
         <w:tab/>
+        <w:t>NAND</w:t>
+      </w:r>
+    </w:p>
+    <w:p>
+      <w:pPr>
+        <w:pStyle w:val="Choice"/>
+      </w:pPr>
+      <w:r>
+        <w:t>b)</w:t>
+        <w:tab/>
+        <w:t>NOT</w:t>
+      </w:r>
+    </w:p>
+    <w:p>
+      <w:pPr>
+        <w:pStyle w:val="Choice"/>
+      </w:pPr>
+      <w:r>
+        <w:t>c)</w:t>
+        <w:tab/>
         <w:t>NOR</w:t>
       </w:r>
     </w:p>
@@ -408,29 +428,9 @@
         <w:pStyle w:val="Choice"/>
       </w:pPr>
       <w:r>
-        <w:t>b)</w:t>
+        <w:t>d)</w:t>
         <w:tab/>
         <w:t>OR</w:t>
-      </w:r>
-    </w:p>
-    <w:p>
-      <w:pPr>
-        <w:pStyle w:val="Choice"/>
-      </w:pPr>
-      <w:r>
-        <w:t>c)</w:t>
-        <w:tab/>
-        <w:t>NAND</w:t>
-      </w:r>
-    </w:p>
-    <w:p>
-      <w:pPr>
-        <w:pStyle w:val="Choice"/>
-      </w:pPr>
-      <w:r>
-        <w:t>d)</w:t>
-        <w:tab/>
-        <w:t>NOT</w:t>
       </w:r>
     </w:p>
     <w:p>
@@ -487,7 +487,94 @@
       <w:r>
         <w:t>a)</w:t>
         <w:tab/>
+        <w:t>XOR</w:t>
+      </w:r>
+    </w:p>
+    <w:p>
+      <w:pPr>
+        <w:pStyle w:val="Choice"/>
+      </w:pPr>
+      <w:r>
+        <w:t>b)</w:t>
+        <w:tab/>
         <w:t>OR</w:t>
+      </w:r>
+    </w:p>
+    <w:p>
+      <w:pPr>
+        <w:pStyle w:val="Choice"/>
+      </w:pPr>
+      <w:r>
+        <w:t>c)</w:t>
+        <w:tab/>
+        <w:t>NOR</w:t>
+      </w:r>
+    </w:p>
+    <w:p>
+      <w:pPr>
+        <w:pStyle w:val="Choice"/>
+      </w:pPr>
+      <w:r>
+        <w:t>d)</w:t>
+        <w:tab/>
+        <w:t>AND</w:t>
+      </w:r>
+    </w:p>
+    <w:p>
+      <w:pPr>
+        <w:pStyle w:val="ListNumber"/>
+      </w:pPr>
+      <w:r>
+        <w:t>Que porta lóxica representa este símbolo?</w:t>
+      </w:r>
+    </w:p>
+    <w:p>
+      <w:pPr>
+        <w:pStyle w:val="Image"/>
+      </w:pPr>
+      <w:r>
+        <w:drawing>
+          <wp:inline xmlns:a="http://schemas.openxmlformats.org/drawingml/2006/main" xmlns:pic="http://schemas.openxmlformats.org/drawingml/2006/picture">
+            <wp:extent cx="1952542" cy="1064279"/>
+            <wp:docPr id="3" name="Picture 3"/>
+            <wp:cNvGraphicFramePr>
+              <a:graphicFrameLocks noChangeAspect="1"/>
+            </wp:cNvGraphicFramePr>
+            <a:graphic>
+              <a:graphicData uri="http://schemas.openxmlformats.org/drawingml/2006/picture">
+                <pic:pic>
+                  <pic:nvPicPr>
+                    <pic:cNvPr id="0" name="electric-andGate.png"/>
+                    <pic:cNvPicPr/>
+                  </pic:nvPicPr>
+                  <pic:blipFill>
+                    <a:blip r:embed="rId11"/>
+                    <a:stretch>
+                      <a:fillRect/>
+                    </a:stretch>
+                  </pic:blipFill>
+                  <pic:spPr>
+                    <a:xfrm>
+                      <a:off x="0" y="0"/>
+                      <a:ext cx="1952542" cy="1064279"/>
+                    </a:xfrm>
+                    <a:prstGeom prst="rect"/>
+                  </pic:spPr>
+                </pic:pic>
+              </a:graphicData>
+            </a:graphic>
+          </wp:inline>
+        </w:drawing>
+      </w:r>
+    </w:p>
+    <w:p>
+      <w:pPr>
+        <w:pStyle w:val="Choice"/>
+      </w:pPr>
+      <w:r>
+        <w:t>a)</w:t>
+        <w:tab/>
+        <w:t>NAND</w:t>
       </w:r>
     </w:p>
     <w:p>
@@ -517,7 +604,7 @@
       <w:r>
         <w:t>d)</w:t>
         <w:tab/>
-        <w:t>NOR</w:t>
+        <w:t>OR</w:t>
       </w:r>
     </w:p>
     <w:p>
@@ -530,61 +617,13 @@
     </w:p>
     <w:p>
       <w:pPr>
-        <w:pStyle w:val="Choice"/>
-      </w:pPr>
-      <w:r>
-        <w:t>a)</w:t>
-        <w:tab/>
-        <w:t>OR</w:t>
-      </w:r>
-    </w:p>
-    <w:p>
-      <w:pPr>
-        <w:pStyle w:val="Choice"/>
-      </w:pPr>
-      <w:r>
-        <w:t>b)</w:t>
-        <w:tab/>
-        <w:t>XOR</w:t>
-      </w:r>
-    </w:p>
-    <w:p>
-      <w:pPr>
-        <w:pStyle w:val="Choice"/>
-      </w:pPr>
-      <w:r>
-        <w:t>c)</w:t>
-        <w:tab/>
-        <w:t>AND</w:t>
-      </w:r>
-    </w:p>
-    <w:p>
-      <w:pPr>
-        <w:pStyle w:val="Choice"/>
-      </w:pPr>
-      <w:r>
-        <w:t>d)</w:t>
-        <w:tab/>
-        <w:t>NAND</w:t>
-      </w:r>
-    </w:p>
-    <w:p>
-      <w:pPr>
-        <w:pStyle w:val="ListNumber"/>
-      </w:pPr>
-      <w:r>
-        <w:t>Que porta lóxica representa este símbolo?</w:t>
-      </w:r>
-    </w:p>
-    <w:p>
-      <w:pPr>
         <w:pStyle w:val="Image"/>
       </w:pPr>
       <w:r>
         <w:drawing>
           <wp:inline xmlns:a="http://schemas.openxmlformats.org/drawingml/2006/main" xmlns:pic="http://schemas.openxmlformats.org/drawingml/2006/picture">
             <wp:extent cx="1952542" cy="813559"/>
-            <wp:docPr id="3" name="Picture 3"/>
+            <wp:docPr id="4" name="Picture 4"/>
             <wp:cNvGraphicFramePr>
               <a:graphicFrameLocks noChangeAspect="1"/>
             </wp:cNvGraphicFramePr>
@@ -596,7 +635,7 @@
                     <pic:cNvPicPr/>
                   </pic:nvPicPr>
                   <pic:blipFill>
-                    <a:blip r:embed="rId11"/>
+                    <a:blip r:embed="rId12"/>
                     <a:stretch>
                       <a:fillRect/>
                     </a:stretch>
@@ -622,6 +661,16 @@
       <w:r>
         <w:t>a)</w:t>
         <w:tab/>
+        <w:t>OR</w:t>
+      </w:r>
+    </w:p>
+    <w:p>
+      <w:pPr>
+        <w:pStyle w:val="Choice"/>
+      </w:pPr>
+      <w:r>
+        <w:t>b)</w:t>
+        <w:tab/>
         <w:t>XOR</w:t>
       </w:r>
     </w:p>
@@ -630,7 +679,7 @@
         <w:pStyle w:val="Choice"/>
       </w:pPr>
       <w:r>
-        <w:t>b)</w:t>
+        <w:t>c)</w:t>
         <w:tab/>
         <w:t>NOR</w:t>
       </w:r>
@@ -640,106 +689,9 @@
         <w:pStyle w:val="Choice"/>
       </w:pPr>
       <w:r>
-        <w:t>c)</w:t>
-        <w:tab/>
-        <w:t>OR</w:t>
-      </w:r>
-    </w:p>
-    <w:p>
-      <w:pPr>
-        <w:pStyle w:val="Choice"/>
-      </w:pPr>
-      <w:r>
         <w:t>d)</w:t>
         <w:tab/>
         <w:t>NOT</w:t>
-      </w:r>
-    </w:p>
-    <w:p>
-      <w:pPr>
-        <w:pStyle w:val="ListNumber"/>
-      </w:pPr>
-      <w:r>
-        <w:t>Que porta lóxica representa este símbolo?</w:t>
-      </w:r>
-    </w:p>
-    <w:p>
-      <w:pPr>
-        <w:pStyle w:val="Image"/>
-      </w:pPr>
-      <w:r>
-        <w:drawing>
-          <wp:inline xmlns:a="http://schemas.openxmlformats.org/drawingml/2006/main" xmlns:pic="http://schemas.openxmlformats.org/drawingml/2006/picture">
-            <wp:extent cx="1952542" cy="976271"/>
-            <wp:docPr id="4" name="Picture 4"/>
-            <wp:cNvGraphicFramePr>
-              <a:graphicFrameLocks noChangeAspect="1"/>
-            </wp:cNvGraphicFramePr>
-            <a:graphic>
-              <a:graphicData uri="http://schemas.openxmlformats.org/drawingml/2006/picture">
-                <pic:pic>
-                  <pic:nvPicPr>
-                    <pic:cNvPr id="0" name="electric-nandGate.png"/>
-                    <pic:cNvPicPr/>
-                  </pic:nvPicPr>
-                  <pic:blipFill>
-                    <a:blip r:embed="rId12"/>
-                    <a:stretch>
-                      <a:fillRect/>
-                    </a:stretch>
-                  </pic:blipFill>
-                  <pic:spPr>
-                    <a:xfrm>
-                      <a:off x="0" y="0"/>
-                      <a:ext cx="1952542" cy="976271"/>
-                    </a:xfrm>
-                    <a:prstGeom prst="rect"/>
-                  </pic:spPr>
-                </pic:pic>
-              </a:graphicData>
-            </a:graphic>
-          </wp:inline>
-        </w:drawing>
-      </w:r>
-    </w:p>
-    <w:p>
-      <w:pPr>
-        <w:pStyle w:val="Choice"/>
-      </w:pPr>
-      <w:r>
-        <w:t>a)</w:t>
-        <w:tab/>
-        <w:t>NOR</w:t>
-      </w:r>
-    </w:p>
-    <w:p>
-      <w:pPr>
-        <w:pStyle w:val="Choice"/>
-      </w:pPr>
-      <w:r>
-        <w:t>b)</w:t>
-        <w:tab/>
-        <w:t>NOT</w:t>
-      </w:r>
-    </w:p>
-    <w:p>
-      <w:pPr>
-        <w:pStyle w:val="Choice"/>
-      </w:pPr>
-      <w:r>
-        <w:t>c)</w:t>
-        <w:tab/>
-        <w:t>AND</w:t>
-      </w:r>
-    </w:p>
-    <w:p>
-      <w:pPr>
-        <w:pStyle w:val="Choice"/>
-      </w:pPr>
-      <w:r>
-        <w:t>d)</w:t>
-        <w:tab/>
-        <w:t>NAND</w:t>
       </w:r>
     </w:p>
     <w:p>
@@ -766,7 +718,7 @@
               <a:graphicData uri="http://schemas.openxmlformats.org/drawingml/2006/picture">
                 <pic:pic>
                   <pic:nvPicPr>
-                    <pic:cNvPr id="0" name="electric-xorGate.png"/>
+                    <pic:cNvPr id="0" name="electric-nandGate.png"/>
                     <pic:cNvPicPr/>
                   </pic:nvPicPr>
                   <pic:blipFill>
@@ -796,7 +748,94 @@
       <w:r>
         <w:t>a)</w:t>
         <w:tab/>
-        <w:t>XNOR</w:t>
+        <w:t>AND</w:t>
+      </w:r>
+    </w:p>
+    <w:p>
+      <w:pPr>
+        <w:pStyle w:val="Choice"/>
+      </w:pPr>
+      <w:r>
+        <w:t>b)</w:t>
+        <w:tab/>
+        <w:t>NAND</w:t>
+      </w:r>
+    </w:p>
+    <w:p>
+      <w:pPr>
+        <w:pStyle w:val="Choice"/>
+      </w:pPr>
+      <w:r>
+        <w:t>c)</w:t>
+        <w:tab/>
+        <w:t>NOR</w:t>
+      </w:r>
+    </w:p>
+    <w:p>
+      <w:pPr>
+        <w:pStyle w:val="Choice"/>
+      </w:pPr>
+      <w:r>
+        <w:t>d)</w:t>
+        <w:tab/>
+        <w:t>NOT</w:t>
+      </w:r>
+    </w:p>
+    <w:p>
+      <w:pPr>
+        <w:pStyle w:val="ListNumber"/>
+      </w:pPr>
+      <w:r>
+        <w:t>Que porta lóxica representa este símbolo?</w:t>
+      </w:r>
+    </w:p>
+    <w:p>
+      <w:pPr>
+        <w:pStyle w:val="Image"/>
+      </w:pPr>
+      <w:r>
+        <w:drawing>
+          <wp:inline xmlns:a="http://schemas.openxmlformats.org/drawingml/2006/main" xmlns:pic="http://schemas.openxmlformats.org/drawingml/2006/picture">
+            <wp:extent cx="1952542" cy="976271"/>
+            <wp:docPr id="6" name="Picture 6"/>
+            <wp:cNvGraphicFramePr>
+              <a:graphicFrameLocks noChangeAspect="1"/>
+            </wp:cNvGraphicFramePr>
+            <a:graphic>
+              <a:graphicData uri="http://schemas.openxmlformats.org/drawingml/2006/picture">
+                <pic:pic>
+                  <pic:nvPicPr>
+                    <pic:cNvPr id="0" name="electric-xorGate.png"/>
+                    <pic:cNvPicPr/>
+                  </pic:nvPicPr>
+                  <pic:blipFill>
+                    <a:blip r:embed="rId14"/>
+                    <a:stretch>
+                      <a:fillRect/>
+                    </a:stretch>
+                  </pic:blipFill>
+                  <pic:spPr>
+                    <a:xfrm>
+                      <a:off x="0" y="0"/>
+                      <a:ext cx="1952542" cy="976271"/>
+                    </a:xfrm>
+                    <a:prstGeom prst="rect"/>
+                  </pic:spPr>
+                </pic:pic>
+              </a:graphicData>
+            </a:graphic>
+          </wp:inline>
+        </w:drawing>
+      </w:r>
+    </w:p>
+    <w:p>
+      <w:pPr>
+        <w:pStyle w:val="Choice"/>
+      </w:pPr>
+      <w:r>
+        <w:t>a)</w:t>
+        <w:tab/>
+        <w:t>OR</w:t>
       </w:r>
     </w:p>
     <w:p>
@@ -826,7 +865,7 @@
       <w:r>
         <w:t>d)</w:t>
         <w:tab/>
-        <w:t>OR</w:t>
+        <w:t>XNOR</w:t>
       </w:r>
     </w:p>
     <w:p>
@@ -844,7 +883,7 @@
       <w:r>
         <w:t>a)</w:t>
         <w:tab/>
-        <w:t>XOR</w:t>
+        <w:t>OR</w:t>
       </w:r>
     </w:p>
     <w:p>
@@ -874,7 +913,7 @@
       <w:r>
         <w:t>d)</w:t>
         <w:tab/>
-        <w:t>OR</w:t>
+        <w:t>XOR</w:t>
       </w:r>
     </w:p>
     <w:p>
@@ -893,7 +932,7 @@
         <w:drawing>
           <wp:inline xmlns:a="http://schemas.openxmlformats.org/drawingml/2006/main" xmlns:pic="http://schemas.openxmlformats.org/drawingml/2006/picture">
             <wp:extent cx="1952542" cy="2337855"/>
-            <wp:docPr id="6" name="Picture 6"/>
+            <wp:docPr id="7" name="Picture 7"/>
             <wp:cNvGraphicFramePr>
               <a:graphicFrameLocks noChangeAspect="1"/>
             </wp:cNvGraphicFramePr>
@@ -905,7 +944,7 @@
                     <pic:cNvPicPr/>
                   </pic:nvPicPr>
                   <pic:blipFill>
-                    <a:blip r:embed="rId14"/>
+                    <a:blip r:embed="rId15"/>
                     <a:stretch>
                       <a:fillRect/>
                     </a:stretch>
@@ -931,7 +970,7 @@
       <w:r>
         <w:t>a)</w:t>
         <w:tab/>
-        <w:t>OR</w:t>
+        <w:t>AND</w:t>
       </w:r>
     </w:p>
     <w:p>
@@ -941,7 +980,7 @@
       <w:r>
         <w:t>b)</w:t>
         <w:tab/>
-        <w:t>NOR</w:t>
+        <w:t>OR</w:t>
       </w:r>
     </w:p>
     <w:p>
@@ -961,94 +1000,7 @@
       <w:r>
         <w:t>d)</w:t>
         <w:tab/>
-        <w:t>AND</w:t>
-      </w:r>
-    </w:p>
-    <w:p>
-      <w:pPr>
-        <w:pStyle w:val="ListNumber"/>
-      </w:pPr>
-      <w:r>
-        <w:t>Que porta lóxica se constrúe con este circuíto?</w:t>
-      </w:r>
-    </w:p>
-    <w:p>
-      <w:pPr>
-        <w:pStyle w:val="Image"/>
-      </w:pPr>
-      <w:r>
-        <w:drawing>
-          <wp:inline xmlns:a="http://schemas.openxmlformats.org/drawingml/2006/main" xmlns:pic="http://schemas.openxmlformats.org/drawingml/2006/picture">
-            <wp:extent cx="1952542" cy="1922033"/>
-            <wp:docPr id="7" name="Picture 7"/>
-            <wp:cNvGraphicFramePr>
-              <a:graphicFrameLocks noChangeAspect="1"/>
-            </wp:cNvGraphicFramePr>
-            <a:graphic>
-              <a:graphicData uri="http://schemas.openxmlformats.org/drawingml/2006/picture">
-                <pic:pic>
-                  <pic:nvPicPr>
-                    <pic:cNvPr id="0" name="electric-transistorAnd.png"/>
-                    <pic:cNvPicPr/>
-                  </pic:nvPicPr>
-                  <pic:blipFill>
-                    <a:blip r:embed="rId15"/>
-                    <a:stretch>
-                      <a:fillRect/>
-                    </a:stretch>
-                  </pic:blipFill>
-                  <pic:spPr>
-                    <a:xfrm>
-                      <a:off x="0" y="0"/>
-                      <a:ext cx="1952542" cy="1922033"/>
-                    </a:xfrm>
-                    <a:prstGeom prst="rect"/>
-                  </pic:spPr>
-                </pic:pic>
-              </a:graphicData>
-            </a:graphic>
-          </wp:inline>
-        </w:drawing>
-      </w:r>
-    </w:p>
-    <w:p>
-      <w:pPr>
-        <w:pStyle w:val="Choice"/>
-      </w:pPr>
-      <w:r>
-        <w:t>a)</w:t>
-        <w:tab/>
-        <w:t>AND</w:t>
-      </w:r>
-    </w:p>
-    <w:p>
-      <w:pPr>
-        <w:pStyle w:val="Choice"/>
-      </w:pPr>
-      <w:r>
-        <w:t>b)</w:t>
-        <w:tab/>
-        <w:t>OR</w:t>
-      </w:r>
-    </w:p>
-    <w:p>
-      <w:pPr>
-        <w:pStyle w:val="Choice"/>
-      </w:pPr>
-      <w:r>
-        <w:t>c)</w:t>
-        <w:tab/>
-        <w:t>XOR</w:t>
-      </w:r>
-    </w:p>
-    <w:p>
-      <w:pPr>
-        <w:pStyle w:val="Choice"/>
-      </w:pPr>
-      <w:r>
-        <w:t>d)</w:t>
-        <w:tab/>
-        <w:t>NAND</w:t>
+        <w:t>NOR</w:t>
       </w:r>
     </w:p>
     <w:p>
@@ -1075,7 +1027,7 @@
               <a:graphicData uri="http://schemas.openxmlformats.org/drawingml/2006/picture">
                 <pic:pic>
                   <pic:nvPicPr>
-                    <pic:cNvPr id="0" name="electric-transistorNand.png"/>
+                    <pic:cNvPr id="0" name="electric-transistorAnd.png"/>
                     <pic:cNvPicPr/>
                   </pic:nvPicPr>
                   <pic:blipFill>
@@ -1115,16 +1067,6 @@
       <w:r>
         <w:t>b)</w:t>
         <w:tab/>
-        <w:t>NAND</w:t>
-      </w:r>
-    </w:p>
-    <w:p>
-      <w:pPr>
-        <w:pStyle w:val="Choice"/>
-      </w:pPr>
-      <w:r>
-        <w:t>c)</w:t>
-        <w:tab/>
         <w:t>OR</w:t>
       </w:r>
     </w:p>
@@ -1133,9 +1075,19 @@
         <w:pStyle w:val="Choice"/>
       </w:pPr>
       <w:r>
+        <w:t>c)</w:t>
+        <w:tab/>
+        <w:t>XOR</w:t>
+      </w:r>
+    </w:p>
+    <w:p>
+      <w:pPr>
+        <w:pStyle w:val="Choice"/>
+      </w:pPr>
+      <w:r>
         <w:t>d)</w:t>
         <w:tab/>
-        <w:t>XAND</w:t>
+        <w:t>NAND</w:t>
       </w:r>
     </w:p>
     <w:p>
@@ -1162,7 +1114,7 @@
               <a:graphicData uri="http://schemas.openxmlformats.org/drawingml/2006/picture">
                 <pic:pic>
                   <pic:nvPicPr>
-                    <pic:cNvPr id="0" name="electric-transistorOr.png"/>
+                    <pic:cNvPr id="0" name="electric-transistorNand.png"/>
                     <pic:cNvPicPr/>
                   </pic:nvPicPr>
                   <pic:blipFill>
@@ -1192,15 +1144,112 @@
       <w:r>
         <w:t>a)</w:t>
         <w:tab/>
+        <w:t>NAND</w:t>
+      </w:r>
+    </w:p>
+    <w:p>
+      <w:pPr>
+        <w:pStyle w:val="Choice"/>
+      </w:pPr>
+      <w:r>
+        <w:t>b)</w:t>
+        <w:tab/>
+        <w:t>AND</w:t>
+      </w:r>
+    </w:p>
+    <w:p>
+      <w:pPr>
+        <w:pStyle w:val="Choice"/>
+      </w:pPr>
+      <w:r>
+        <w:t>c)</w:t>
+        <w:tab/>
+        <w:t>XAND</w:t>
+      </w:r>
+    </w:p>
+    <w:p>
+      <w:pPr>
+        <w:pStyle w:val="Choice"/>
+      </w:pPr>
+      <w:r>
+        <w:t>d)</w:t>
+        <w:tab/>
         <w:t>OR</w:t>
       </w:r>
     </w:p>
     <w:p>
       <w:pPr>
+        <w:pStyle w:val="ListNumber"/>
+      </w:pPr>
+      <w:r>
+        <w:t>Que porta lóxica se constrúe con este circuíto?</w:t>
+      </w:r>
+    </w:p>
+    <w:p>
+      <w:pPr>
+        <w:pStyle w:val="Image"/>
+      </w:pPr>
+      <w:r>
+        <w:drawing>
+          <wp:inline xmlns:a="http://schemas.openxmlformats.org/drawingml/2006/main" xmlns:pic="http://schemas.openxmlformats.org/drawingml/2006/picture">
+            <wp:extent cx="1952542" cy="1922033"/>
+            <wp:docPr id="10" name="Picture 10"/>
+            <wp:cNvGraphicFramePr>
+              <a:graphicFrameLocks noChangeAspect="1"/>
+            </wp:cNvGraphicFramePr>
+            <a:graphic>
+              <a:graphicData uri="http://schemas.openxmlformats.org/drawingml/2006/picture">
+                <pic:pic>
+                  <pic:nvPicPr>
+                    <pic:cNvPr id="0" name="electric-transistorOr.png"/>
+                    <pic:cNvPicPr/>
+                  </pic:nvPicPr>
+                  <pic:blipFill>
+                    <a:blip r:embed="rId18"/>
+                    <a:stretch>
+                      <a:fillRect/>
+                    </a:stretch>
+                  </pic:blipFill>
+                  <pic:spPr>
+                    <a:xfrm>
+                      <a:off x="0" y="0"/>
+                      <a:ext cx="1952542" cy="1922033"/>
+                    </a:xfrm>
+                    <a:prstGeom prst="rect"/>
+                  </pic:spPr>
+                </pic:pic>
+              </a:graphicData>
+            </a:graphic>
+          </wp:inline>
+        </w:drawing>
+      </w:r>
+    </w:p>
+    <w:p>
+      <w:pPr>
+        <w:pStyle w:val="Choice"/>
+      </w:pPr>
+      <w:r>
+        <w:t>a)</w:t>
+        <w:tab/>
+        <w:t>AND</w:t>
+      </w:r>
+    </w:p>
+    <w:p>
+      <w:pPr>
         <w:pStyle w:val="Choice"/>
       </w:pPr>
       <w:r>
         <w:t>b)</w:t>
+        <w:tab/>
+        <w:t>OR</w:t>
+      </w:r>
+    </w:p>
+    <w:p>
+      <w:pPr>
+        <w:pStyle w:val="Choice"/>
+      </w:pPr>
+      <w:r>
+        <w:t>c)</w:t>
         <w:tab/>
         <w:t>NOR</w:t>
       </w:r>
@@ -1210,23 +1259,13 @@
         <w:pStyle w:val="Choice"/>
       </w:pPr>
       <w:r>
-        <w:t>c)</w:t>
+        <w:t>d)</w:t>
         <w:tab/>
         <w:t>NAND</w:t>
       </w:r>
     </w:p>
     <w:p>
       <w:pPr>
-        <w:pStyle w:val="Choice"/>
-      </w:pPr>
-      <w:r>
-        <w:t>d)</w:t>
-        <w:tab/>
-        <w:t>AND</w:t>
-      </w:r>
-    </w:p>
-    <w:p>
-      <w:pPr>
         <w:pStyle w:val="ListNumber"/>
       </w:pPr>
       <w:r>
@@ -1241,7 +1280,7 @@
         <w:drawing>
           <wp:inline xmlns:a="http://schemas.openxmlformats.org/drawingml/2006/main" xmlns:pic="http://schemas.openxmlformats.org/drawingml/2006/picture">
             <wp:extent cx="1952542" cy="2742937"/>
-            <wp:docPr id="10" name="Picture 10"/>
+            <wp:docPr id="11" name="Picture 11"/>
             <wp:cNvGraphicFramePr>
               <a:graphicFrameLocks noChangeAspect="1"/>
             </wp:cNvGraphicFramePr>
@@ -1253,7 +1292,7 @@
                     <pic:cNvPicPr/>
                   </pic:nvPicPr>
                   <pic:blipFill>
-                    <a:blip r:embed="rId18"/>
+                    <a:blip r:embed="rId19"/>
                     <a:stretch>
                       <a:fillRect/>
                     </a:stretch>
@@ -1279,7 +1318,7 @@
       <w:r>
         <w:t>a)</w:t>
         <w:tab/>
-        <w:t>OR</w:t>
+        <w:t>NOT</w:t>
       </w:r>
     </w:p>
     <w:p>
@@ -1309,7 +1348,7 @@
       <w:r>
         <w:t>d)</w:t>
         <w:tab/>
-        <w:t>NOT</w:t>
+        <w:t>OR</w:t>
       </w:r>
     </w:p>
     <w:p>
@@ -1328,7 +1367,7 @@
         <w:drawing>
           <wp:inline xmlns:a="http://schemas.openxmlformats.org/drawingml/2006/main" xmlns:pic="http://schemas.openxmlformats.org/drawingml/2006/picture">
             <wp:extent cx="1653559" cy="1830508"/>
-            <wp:docPr id="11" name="Picture 11"/>
+            <wp:docPr id="12" name="Picture 12"/>
             <wp:cNvGraphicFramePr>
               <a:graphicFrameLocks noChangeAspect="1"/>
             </wp:cNvGraphicFramePr>
@@ -1340,7 +1379,7 @@
                     <pic:cNvPicPr/>
                   </pic:nvPicPr>
                   <pic:blipFill>
-                    <a:blip r:embed="rId19"/>
+                    <a:blip r:embed="rId20"/>
                     <a:stretch>
                       <a:fillRect/>
                     </a:stretch>
@@ -1366,26 +1405,6 @@
       <w:r>
         <w:t>a)</w:t>
         <w:tab/>
-        <w:t>NOT</w:t>
-      </w:r>
-    </w:p>
-    <w:p>
-      <w:pPr>
-        <w:pStyle w:val="Choice"/>
-      </w:pPr>
-      <w:r>
-        <w:t>b)</w:t>
-        <w:tab/>
-        <w:t>AND</w:t>
-      </w:r>
-    </w:p>
-    <w:p>
-      <w:pPr>
-        <w:pStyle w:val="Choice"/>
-      </w:pPr>
-      <w:r>
-        <w:t>c)</w:t>
-        <w:tab/>
         <w:t>OR</w:t>
       </w:r>
     </w:p>
@@ -1394,74 +1413,17 @@
         <w:pStyle w:val="Choice"/>
       </w:pPr>
       <w:r>
-        <w:t>d)</w:t>
+        <w:t>b)</w:t>
         <w:tab/>
         <w:t>NOR</w:t>
       </w:r>
     </w:p>
     <w:p>
       <w:pPr>
-        <w:pStyle w:val="ListNumber"/>
+        <w:pStyle w:val="Choice"/>
       </w:pPr>
       <w:r>
-        <w:t>Que función lóxica se corresponde con esta táboa de verdade?</w:t>
-      </w:r>
-    </w:p>
-    <w:p>
-      <w:pPr>
-        <w:pStyle w:val="Image"/>
-      </w:pPr>
-      <w:r>
-        <w:drawing>
-          <wp:inline xmlns:a="http://schemas.openxmlformats.org/drawingml/2006/main" xmlns:pic="http://schemas.openxmlformats.org/drawingml/2006/picture">
-            <wp:extent cx="1446101" cy="1830508"/>
-            <wp:docPr id="12" name="Picture 12"/>
-            <wp:cNvGraphicFramePr>
-              <a:graphicFrameLocks noChangeAspect="1"/>
-            </wp:cNvGraphicFramePr>
-            <a:graphic>
-              <a:graphicData uri="http://schemas.openxmlformats.org/drawingml/2006/picture">
-                <pic:pic>
-                  <pic:nvPicPr>
-                    <pic:cNvPr id="0" name="electric-taboaOr.png"/>
-                    <pic:cNvPicPr/>
-                  </pic:nvPicPr>
-                  <pic:blipFill>
-                    <a:blip r:embed="rId20"/>
-                    <a:stretch>
-                      <a:fillRect/>
-                    </a:stretch>
-                  </pic:blipFill>
-                  <pic:spPr>
-                    <a:xfrm>
-                      <a:off x="0" y="0"/>
-                      <a:ext cx="1446101" cy="1830508"/>
-                    </a:xfrm>
-                    <a:prstGeom prst="rect"/>
-                  </pic:spPr>
-                </pic:pic>
-              </a:graphicData>
-            </a:graphic>
-          </wp:inline>
-        </w:drawing>
-      </w:r>
-    </w:p>
-    <w:p>
-      <w:pPr>
-        <w:pStyle w:val="Choice"/>
-      </w:pPr>
-      <w:r>
-        <w:t>a)</w:t>
-        <w:tab/>
-        <w:t>OR</w:t>
-      </w:r>
-    </w:p>
-    <w:p>
-      <w:pPr>
-        <w:pStyle w:val="Choice"/>
-      </w:pPr>
-      <w:r>
-        <w:t>b)</w:t>
+        <w:t>c)</w:t>
         <w:tab/>
         <w:t>NOT</w:t>
       </w:r>
@@ -1471,19 +1433,9 @@
         <w:pStyle w:val="Choice"/>
       </w:pPr>
       <w:r>
-        <w:t>c)</w:t>
+        <w:t>d)</w:t>
         <w:tab/>
         <w:t>AND</w:t>
-      </w:r>
-    </w:p>
-    <w:p>
-      <w:pPr>
-        <w:pStyle w:val="Choice"/>
-      </w:pPr>
-      <w:r>
-        <w:t>d)</w:t>
-        <w:tab/>
-        <w:t>NOR</w:t>
       </w:r>
     </w:p>
     <w:p>
@@ -1510,7 +1462,7 @@
               <a:graphicData uri="http://schemas.openxmlformats.org/drawingml/2006/picture">
                 <pic:pic>
                   <pic:nvPicPr>
-                    <pic:cNvPr id="0" name="electric-taboaAnd.png"/>
+                    <pic:cNvPr id="0" name="electric-taboaOr.png"/>
                     <pic:cNvPicPr/>
                   </pic:nvPicPr>
                   <pic:blipFill>
@@ -1540,7 +1492,7 @@
       <w:r>
         <w:t>a)</w:t>
         <w:tab/>
-        <w:t>OR</w:t>
+        <w:t>AND</w:t>
       </w:r>
     </w:p>
     <w:p>
@@ -1549,6 +1501,16 @@
       </w:pPr>
       <w:r>
         <w:t>b)</w:t>
+        <w:tab/>
+        <w:t>NOT</w:t>
+      </w:r>
+    </w:p>
+    <w:p>
+      <w:pPr>
+        <w:pStyle w:val="Choice"/>
+      </w:pPr>
+      <w:r>
+        <w:t>c)</w:t>
         <w:tab/>
         <w:t>NOR</w:t>
       </w:r>
@@ -1558,19 +1520,9 @@
         <w:pStyle w:val="Choice"/>
       </w:pPr>
       <w:r>
-        <w:t>c)</w:t>
-        <w:tab/>
-        <w:t>XOR</w:t>
-      </w:r>
-    </w:p>
-    <w:p>
-      <w:pPr>
-        <w:pStyle w:val="Choice"/>
-      </w:pPr>
-      <w:r>
         <w:t>d)</w:t>
         <w:tab/>
-        <w:t>AND</w:t>
+        <w:t>OR</w:t>
       </w:r>
     </w:p>
     <w:p>
@@ -1597,7 +1549,7 @@
               <a:graphicData uri="http://schemas.openxmlformats.org/drawingml/2006/picture">
                 <pic:pic>
                   <pic:nvPicPr>
-                    <pic:cNvPr id="0" name="electric-taboaNor.png"/>
+                    <pic:cNvPr id="0" name="electric-taboaAnd.png"/>
                     <pic:cNvPicPr/>
                   </pic:nvPicPr>
                   <pic:blipFill>
@@ -1627,7 +1579,7 @@
       <w:r>
         <w:t>a)</w:t>
         <w:tab/>
-        <w:t>XNOR</w:t>
+        <w:t>NOR</w:t>
       </w:r>
     </w:p>
     <w:p>
@@ -1637,7 +1589,7 @@
       <w:r>
         <w:t>b)</w:t>
         <w:tab/>
-        <w:t>NOR</w:t>
+        <w:t>XOR</w:t>
       </w:r>
     </w:p>
     <w:p>
@@ -1657,7 +1609,7 @@
       <w:r>
         <w:t>d)</w:t>
         <w:tab/>
-        <w:t>NOT</w:t>
+        <w:t>AND</w:t>
       </w:r>
     </w:p>
     <w:p>
@@ -1675,8 +1627,95 @@
       <w:r>
         <w:drawing>
           <wp:inline xmlns:a="http://schemas.openxmlformats.org/drawingml/2006/main" xmlns:pic="http://schemas.openxmlformats.org/drawingml/2006/picture">
-            <wp:extent cx="1433898" cy="1812203"/>
+            <wp:extent cx="1446101" cy="1830508"/>
             <wp:docPr id="15" name="Picture 15"/>
+            <wp:cNvGraphicFramePr>
+              <a:graphicFrameLocks noChangeAspect="1"/>
+            </wp:cNvGraphicFramePr>
+            <a:graphic>
+              <a:graphicData uri="http://schemas.openxmlformats.org/drawingml/2006/picture">
+                <pic:pic>
+                  <pic:nvPicPr>
+                    <pic:cNvPr id="0" name="electric-taboaNor.png"/>
+                    <pic:cNvPicPr/>
+                  </pic:nvPicPr>
+                  <pic:blipFill>
+                    <a:blip r:embed="rId23"/>
+                    <a:stretch>
+                      <a:fillRect/>
+                    </a:stretch>
+                  </pic:blipFill>
+                  <pic:spPr>
+                    <a:xfrm>
+                      <a:off x="0" y="0"/>
+                      <a:ext cx="1446101" cy="1830508"/>
+                    </a:xfrm>
+                    <a:prstGeom prst="rect"/>
+                  </pic:spPr>
+                </pic:pic>
+              </a:graphicData>
+            </a:graphic>
+          </wp:inline>
+        </w:drawing>
+      </w:r>
+    </w:p>
+    <w:p>
+      <w:pPr>
+        <w:pStyle w:val="Choice"/>
+      </w:pPr>
+      <w:r>
+        <w:t>a)</w:t>
+        <w:tab/>
+        <w:t>XNOR</w:t>
+      </w:r>
+    </w:p>
+    <w:p>
+      <w:pPr>
+        <w:pStyle w:val="Choice"/>
+      </w:pPr>
+      <w:r>
+        <w:t>b)</w:t>
+        <w:tab/>
+        <w:t>OR</w:t>
+      </w:r>
+    </w:p>
+    <w:p>
+      <w:pPr>
+        <w:pStyle w:val="Choice"/>
+      </w:pPr>
+      <w:r>
+        <w:t>c)</w:t>
+        <w:tab/>
+        <w:t>NOT</w:t>
+      </w:r>
+    </w:p>
+    <w:p>
+      <w:pPr>
+        <w:pStyle w:val="Choice"/>
+      </w:pPr>
+      <w:r>
+        <w:t>d)</w:t>
+        <w:tab/>
+        <w:t>NOR</w:t>
+      </w:r>
+    </w:p>
+    <w:p>
+      <w:pPr>
+        <w:pStyle w:val="ListNumber"/>
+      </w:pPr>
+      <w:r>
+        <w:t>Que función lóxica se corresponde con esta táboa de verdade?</w:t>
+      </w:r>
+    </w:p>
+    <w:p>
+      <w:pPr>
+        <w:pStyle w:val="Image"/>
+      </w:pPr>
+      <w:r>
+        <w:drawing>
+          <wp:inline xmlns:a="http://schemas.openxmlformats.org/drawingml/2006/main" xmlns:pic="http://schemas.openxmlformats.org/drawingml/2006/picture">
+            <wp:extent cx="2355254" cy="2922712"/>
+            <wp:docPr id="16" name="Picture 16"/>
             <wp:cNvGraphicFramePr>
               <a:graphicFrameLocks noChangeAspect="1"/>
             </wp:cNvGraphicFramePr>
@@ -1688,7 +1727,7 @@
                     <pic:cNvPicPr/>
                   </pic:nvPicPr>
                   <pic:blipFill>
-                    <a:blip r:embed="rId23"/>
+                    <a:blip r:embed="rId24"/>
                     <a:stretch>
                       <a:fillRect/>
                     </a:stretch>
@@ -1696,7 +1735,7 @@
                   <pic:spPr>
                     <a:xfrm>
                       <a:off x="0" y="0"/>
-                      <a:ext cx="1433898" cy="1812203"/>
+                      <a:ext cx="2355254" cy="2922712"/>
                     </a:xfrm>
                     <a:prstGeom prst="rect"/>
                   </pic:spPr>
@@ -1714,7 +1753,7 @@
       <w:r>
         <w:t>a)</w:t>
         <w:tab/>
-        <w:t>AND</w:t>
+        <w:t>Ningunha</w:t>
       </w:r>
     </w:p>
     <w:p>
@@ -1734,7 +1773,7 @@
       <w:r>
         <w:t>c)</w:t>
         <w:tab/>
-        <w:t>XOR</w:t>
+        <w:t>AND</w:t>
       </w:r>
     </w:p>
     <w:p>
@@ -1744,94 +1783,7 @@
       <w:r>
         <w:t>d)</w:t>
         <w:tab/>
-        <w:t>Ningunha</w:t>
-      </w:r>
-    </w:p>
-    <w:p>
-      <w:pPr>
-        <w:pStyle w:val="ListNumber"/>
-      </w:pPr>
-      <w:r>
-        <w:t>Que función lóxica se corresponde con esta táboa de verdade?</w:t>
-      </w:r>
-    </w:p>
-    <w:p>
-      <w:pPr>
-        <w:pStyle w:val="Image"/>
-      </w:pPr>
-      <w:r>
-        <w:drawing>
-          <wp:inline xmlns:a="http://schemas.openxmlformats.org/drawingml/2006/main" xmlns:pic="http://schemas.openxmlformats.org/drawingml/2006/picture">
-            <wp:extent cx="1433898" cy="1812203"/>
-            <wp:docPr id="16" name="Picture 16"/>
-            <wp:cNvGraphicFramePr>
-              <a:graphicFrameLocks noChangeAspect="1"/>
-            </wp:cNvGraphicFramePr>
-            <a:graphic>
-              <a:graphicData uri="http://schemas.openxmlformats.org/drawingml/2006/picture">
-                <pic:pic>
-                  <pic:nvPicPr>
-                    <pic:cNvPr id="0" name="electric-taboaXor.png"/>
-                    <pic:cNvPicPr/>
-                  </pic:nvPicPr>
-                  <pic:blipFill>
-                    <a:blip r:embed="rId24"/>
-                    <a:stretch>
-                      <a:fillRect/>
-                    </a:stretch>
-                  </pic:blipFill>
-                  <pic:spPr>
-                    <a:xfrm>
-                      <a:off x="0" y="0"/>
-                      <a:ext cx="1433898" cy="1812203"/>
-                    </a:xfrm>
-                    <a:prstGeom prst="rect"/>
-                  </pic:spPr>
-                </pic:pic>
-              </a:graphicData>
-            </a:graphic>
-          </wp:inline>
-        </w:drawing>
-      </w:r>
-    </w:p>
-    <w:p>
-      <w:pPr>
-        <w:pStyle w:val="Choice"/>
-      </w:pPr>
-      <w:r>
-        <w:t>a)</w:t>
-        <w:tab/>
-        <w:t>XNOR</w:t>
-      </w:r>
-    </w:p>
-    <w:p>
-      <w:pPr>
-        <w:pStyle w:val="Choice"/>
-      </w:pPr>
-      <w:r>
-        <w:t>b)</w:t>
-        <w:tab/>
-        <w:t>NAND</w:t>
-      </w:r>
-    </w:p>
-    <w:p>
-      <w:pPr>
-        <w:pStyle w:val="Choice"/>
-      </w:pPr>
-      <w:r>
-        <w:t>c)</w:t>
-        <w:tab/>
         <w:t>XOR</w:t>
-      </w:r>
-    </w:p>
-    <w:p>
-      <w:pPr>
-        <w:pStyle w:val="Choice"/>
-      </w:pPr>
-      <w:r>
-        <w:t>d)</w:t>
-        <w:tab/>
-        <w:t>OR</w:t>
       </w:r>
     </w:p>
     <w:p>
@@ -1858,7 +1810,7 @@
               <a:graphicData uri="http://schemas.openxmlformats.org/drawingml/2006/picture">
                 <pic:pic>
                   <pic:nvPicPr>
-                    <pic:cNvPr id="0" name="electric-taboaXnor.png"/>
+                    <pic:cNvPr id="0" name="electric-taboaXor.png"/>
                     <pic:cNvPicPr/>
                   </pic:nvPicPr>
                   <pic:blipFill>
@@ -1888,6 +1840,26 @@
       <w:r>
         <w:t>a)</w:t>
         <w:tab/>
+        <w:t>XOR</w:t>
+      </w:r>
+    </w:p>
+    <w:p>
+      <w:pPr>
+        <w:pStyle w:val="Choice"/>
+      </w:pPr>
+      <w:r>
+        <w:t>b)</w:t>
+        <w:tab/>
+        <w:t>OR</w:t>
+      </w:r>
+    </w:p>
+    <w:p>
+      <w:pPr>
+        <w:pStyle w:val="Choice"/>
+      </w:pPr>
+      <w:r>
+        <w:t>c)</w:t>
+        <w:tab/>
         <w:t>XNOR</w:t>
       </w:r>
     </w:p>
@@ -1896,29 +1868,9 @@
         <w:pStyle w:val="Choice"/>
       </w:pPr>
       <w:r>
-        <w:t>b)</w:t>
-        <w:tab/>
-        <w:t>XOR</w:t>
-      </w:r>
-    </w:p>
-    <w:p>
-      <w:pPr>
-        <w:pStyle w:val="Choice"/>
-      </w:pPr>
-      <w:r>
-        <w:t>c)</w:t>
+        <w:t>d)</w:t>
         <w:tab/>
         <w:t>NAND</w:t>
-      </w:r>
-    </w:p>
-    <w:p>
-      <w:pPr>
-        <w:pStyle w:val="Choice"/>
-      </w:pPr>
-      <w:r>
-        <w:t>d)</w:t>
-        <w:tab/>
-        <w:t>Ningunha</w:t>
       </w:r>
     </w:p>
     <w:p>
@@ -1945,7 +1897,7 @@
               <a:graphicData uri="http://schemas.openxmlformats.org/drawingml/2006/picture">
                 <pic:pic>
                   <pic:nvPicPr>
-                    <pic:cNvPr id="0" name="electric-taboaTricky.png"/>
+                    <pic:cNvPr id="0" name="electric-taboaXnor.png"/>
                     <pic:cNvPicPr/>
                   </pic:nvPicPr>
                   <pic:blipFill>
@@ -1975,41 +1927,128 @@
       <w:r>
         <w:t>a)</w:t>
         <w:tab/>
+        <w:t>NAND</w:t>
+      </w:r>
+    </w:p>
+    <w:p>
+      <w:pPr>
+        <w:pStyle w:val="Choice"/>
+      </w:pPr>
+      <w:r>
+        <w:t>b)</w:t>
+        <w:tab/>
+        <w:t>XOR</w:t>
+      </w:r>
+    </w:p>
+    <w:p>
+      <w:pPr>
+        <w:pStyle w:val="Choice"/>
+      </w:pPr>
+      <w:r>
+        <w:t>c)</w:t>
+        <w:tab/>
+        <w:t>XNOR</w:t>
+      </w:r>
+    </w:p>
+    <w:p>
+      <w:pPr>
+        <w:pStyle w:val="Choice"/>
+      </w:pPr>
+      <w:r>
+        <w:t>d)</w:t>
+        <w:tab/>
         <w:t>Ningunha</w:t>
       </w:r>
     </w:p>
     <w:p>
       <w:pPr>
+        <w:pStyle w:val="ListNumber"/>
+      </w:pPr>
+      <w:r>
+        <w:t>Que función lóxica se corresponde con esta táboa de verdade?</w:t>
+      </w:r>
+    </w:p>
+    <w:p>
+      <w:pPr>
+        <w:pStyle w:val="Image"/>
+      </w:pPr>
+      <w:r>
+        <w:drawing>
+          <wp:inline xmlns:a="http://schemas.openxmlformats.org/drawingml/2006/main" xmlns:pic="http://schemas.openxmlformats.org/drawingml/2006/picture">
+            <wp:extent cx="1433898" cy="1812203"/>
+            <wp:docPr id="19" name="Picture 19"/>
+            <wp:cNvGraphicFramePr>
+              <a:graphicFrameLocks noChangeAspect="1"/>
+            </wp:cNvGraphicFramePr>
+            <a:graphic>
+              <a:graphicData uri="http://schemas.openxmlformats.org/drawingml/2006/picture">
+                <pic:pic>
+                  <pic:nvPicPr>
+                    <pic:cNvPr id="0" name="electric-taboaTricky.png"/>
+                    <pic:cNvPicPr/>
+                  </pic:nvPicPr>
+                  <pic:blipFill>
+                    <a:blip r:embed="rId27"/>
+                    <a:stretch>
+                      <a:fillRect/>
+                    </a:stretch>
+                  </pic:blipFill>
+                  <pic:spPr>
+                    <a:xfrm>
+                      <a:off x="0" y="0"/>
+                      <a:ext cx="1433898" cy="1812203"/>
+                    </a:xfrm>
+                    <a:prstGeom prst="rect"/>
+                  </pic:spPr>
+                </pic:pic>
+              </a:graphicData>
+            </a:graphic>
+          </wp:inline>
+        </w:drawing>
+      </w:r>
+    </w:p>
+    <w:p>
+      <w:pPr>
+        <w:pStyle w:val="Choice"/>
+      </w:pPr>
+      <w:r>
+        <w:t>a)</w:t>
+        <w:tab/>
+        <w:t>Ningunha</w:t>
+      </w:r>
+    </w:p>
+    <w:p>
+      <w:pPr>
         <w:pStyle w:val="Choice"/>
       </w:pPr>
       <w:r>
         <w:t>b)</w:t>
+        <w:tab/>
+        <w:t>XOR</w:t>
+      </w:r>
+    </w:p>
+    <w:p>
+      <w:pPr>
+        <w:pStyle w:val="Choice"/>
+      </w:pPr>
+      <w:r>
+        <w:t>c)</w:t>
+        <w:tab/>
+        <w:t>NOT</w:t>
+      </w:r>
+    </w:p>
+    <w:p>
+      <w:pPr>
+        <w:pStyle w:val="Choice"/>
+      </w:pPr>
+      <w:r>
+        <w:t>d)</w:t>
         <w:tab/>
         <w:t>AND</w:t>
       </w:r>
     </w:p>
     <w:p>
       <w:pPr>
-        <w:pStyle w:val="Choice"/>
-      </w:pPr>
-      <w:r>
-        <w:t>c)</w:t>
-        <w:tab/>
-        <w:t>XOR</w:t>
-      </w:r>
-    </w:p>
-    <w:p>
-      <w:pPr>
-        <w:pStyle w:val="Choice"/>
-      </w:pPr>
-      <w:r>
-        <w:t>d)</w:t>
-        <w:tab/>
-        <w:t>NOT</w:t>
-      </w:r>
-    </w:p>
-    <w:p>
-      <w:pPr>
         <w:pStyle w:val="ListNumber"/>
       </w:pPr>
       <w:r>
@@ -2024,7 +2063,7 @@
         <w:drawing>
           <wp:inline xmlns:a="http://schemas.openxmlformats.org/drawingml/2006/main" xmlns:pic="http://schemas.openxmlformats.org/drawingml/2006/picture">
             <wp:extent cx="1952542" cy="1261419"/>
-            <wp:docPr id="19" name="Picture 19"/>
+            <wp:docPr id="20" name="Picture 20"/>
             <wp:cNvGraphicFramePr>
               <a:graphicFrameLocks noChangeAspect="1"/>
             </wp:cNvGraphicFramePr>
@@ -2036,7 +2075,7 @@
                     <pic:cNvPicPr/>
                   </pic:nvPicPr>
                   <pic:blipFill>
-                    <a:blip r:embed="rId27"/>
+                    <a:blip r:embed="rId28"/>
                     <a:stretch>
                       <a:fillRect/>
                     </a:stretch>
@@ -2062,7 +2101,7 @@
       <w:r>
         <w:t>a)</w:t>
         <w:tab/>
-        <w:t>AND</w:t>
+        <w:t>IF</w:t>
       </w:r>
     </w:p>
     <w:p>
@@ -2071,6 +2110,16 @@
       </w:pPr>
       <w:r>
         <w:t>b)</w:t>
+        <w:tab/>
+        <w:t>NAND</w:t>
+      </w:r>
+    </w:p>
+    <w:p>
+      <w:pPr>
+        <w:pStyle w:val="Choice"/>
+      </w:pPr>
+      <w:r>
+        <w:t>c)</w:t>
         <w:tab/>
         <w:t>NOT</w:t>
       </w:r>
@@ -2080,106 +2129,9 @@
         <w:pStyle w:val="Choice"/>
       </w:pPr>
       <w:r>
-        <w:t>c)</w:t>
-        <w:tab/>
-        <w:t>NAND</w:t>
-      </w:r>
-    </w:p>
-    <w:p>
-      <w:pPr>
-        <w:pStyle w:val="Choice"/>
-      </w:pPr>
-      <w:r>
         <w:t>d)</w:t>
         <w:tab/>
-        <w:t>IF</w:t>
-      </w:r>
-    </w:p>
-    <w:p>
-      <w:pPr>
-        <w:pStyle w:val="ListNumber"/>
-      </w:pPr>
-      <w:r>
-        <w:t>Que función lóxica se constrúe con este circuíto de portas NAND?</w:t>
-      </w:r>
-    </w:p>
-    <w:p>
-      <w:pPr>
-        <w:pStyle w:val="Image"/>
-      </w:pPr>
-      <w:r>
-        <w:drawing>
-          <wp:inline xmlns:a="http://schemas.openxmlformats.org/drawingml/2006/main" xmlns:pic="http://schemas.openxmlformats.org/drawingml/2006/picture">
-            <wp:extent cx="2928813" cy="1892129"/>
-            <wp:docPr id="20" name="Picture 20"/>
-            <wp:cNvGraphicFramePr>
-              <a:graphicFrameLocks noChangeAspect="1"/>
-            </wp:cNvGraphicFramePr>
-            <a:graphic>
-              <a:graphicData uri="http://schemas.openxmlformats.org/drawingml/2006/picture">
-                <pic:pic>
-                  <pic:nvPicPr>
-                    <pic:cNvPr id="0" name="electric-nandOr.png"/>
-                    <pic:cNvPicPr/>
-                  </pic:nvPicPr>
-                  <pic:blipFill>
-                    <a:blip r:embed="rId28"/>
-                    <a:stretch>
-                      <a:fillRect/>
-                    </a:stretch>
-                  </pic:blipFill>
-                  <pic:spPr>
-                    <a:xfrm>
-                      <a:off x="0" y="0"/>
-                      <a:ext cx="2928813" cy="1892129"/>
-                    </a:xfrm>
-                    <a:prstGeom prst="rect"/>
-                  </pic:spPr>
-                </pic:pic>
-              </a:graphicData>
-            </a:graphic>
-          </wp:inline>
-        </w:drawing>
-      </w:r>
-    </w:p>
-    <w:p>
-      <w:pPr>
-        <w:pStyle w:val="Choice"/>
-      </w:pPr>
-      <w:r>
-        <w:t>a)</w:t>
-        <w:tab/>
-        <w:t>NOR</w:t>
-      </w:r>
-    </w:p>
-    <w:p>
-      <w:pPr>
-        <w:pStyle w:val="Choice"/>
-      </w:pPr>
-      <w:r>
-        <w:t>b)</w:t>
-        <w:tab/>
         <w:t>AND</w:t>
-      </w:r>
-    </w:p>
-    <w:p>
-      <w:pPr>
-        <w:pStyle w:val="Choice"/>
-      </w:pPr>
-      <w:r>
-        <w:t>c)</w:t>
-        <w:tab/>
-        <w:t>OR</w:t>
-      </w:r>
-    </w:p>
-    <w:p>
-      <w:pPr>
-        <w:pStyle w:val="Choice"/>
-      </w:pPr>
-      <w:r>
-        <w:t>d)</w:t>
-        <w:tab/>
-        <w:t>XOR</w:t>
       </w:r>
     </w:p>
     <w:p>
@@ -2206,7 +2158,7 @@
               <a:graphicData uri="http://schemas.openxmlformats.org/drawingml/2006/picture">
                 <pic:pic>
                   <pic:nvPicPr>
-                    <pic:cNvPr id="0" name="electric-nandAnd.png"/>
+                    <pic:cNvPr id="0" name="electric-nandOr.png"/>
                     <pic:cNvPicPr/>
                   </pic:nvPicPr>
                   <pic:blipFill>
@@ -2266,7 +2218,7 @@
       <w:r>
         <w:t>d)</w:t>
         <w:tab/>
-        <w:t>NOT</w:t>
+        <w:t>NOR</w:t>
       </w:r>
     </w:p>
     <w:p>
@@ -2293,7 +2245,7 @@
               <a:graphicData uri="http://schemas.openxmlformats.org/drawingml/2006/picture">
                 <pic:pic>
                   <pic:nvPicPr>
-                    <pic:cNvPr id="0" name="electric-nandNor.png"/>
+                    <pic:cNvPr id="0" name="electric-nandAnd.png"/>
                     <pic:cNvPicPr/>
                   </pic:nvPicPr>
                   <pic:blipFill>
@@ -2333,7 +2285,7 @@
       <w:r>
         <w:t>b)</w:t>
         <w:tab/>
-        <w:t>NOR</w:t>
+        <w:t>AND</w:t>
       </w:r>
     </w:p>
     <w:p>
@@ -2353,7 +2305,7 @@
       <w:r>
         <w:t>d)</w:t>
         <w:tab/>
-        <w:t>XNOR</w:t>
+        <w:t>OR</w:t>
       </w:r>
     </w:p>
     <w:p>
@@ -2380,7 +2332,7 @@
               <a:graphicData uri="http://schemas.openxmlformats.org/drawingml/2006/picture">
                 <pic:pic>
                   <pic:nvPicPr>
-                    <pic:cNvPr id="0" name="electric-nandXor.png"/>
+                    <pic:cNvPr id="0" name="electric-nandNor.png"/>
                     <pic:cNvPicPr/>
                   </pic:nvPicPr>
                   <pic:blipFill>
@@ -2420,7 +2372,7 @@
       <w:r>
         <w:t>b)</w:t>
         <w:tab/>
-        <w:t>AND</w:t>
+        <w:t>NOT</w:t>
       </w:r>
     </w:p>
     <w:p>
@@ -2430,7 +2382,7 @@
       <w:r>
         <w:t>c)</w:t>
         <w:tab/>
-        <w:t>XOR</w:t>
+        <w:t>XNOR</w:t>
       </w:r>
     </w:p>
     <w:p>
@@ -2440,7 +2392,7 @@
       <w:r>
         <w:t>d)</w:t>
         <w:tab/>
-        <w:t>XNOR</w:t>
+        <w:t>XOR</w:t>
       </w:r>
     </w:p>
     <w:p>
@@ -2467,7 +2419,7 @@
               <a:graphicData uri="http://schemas.openxmlformats.org/drawingml/2006/picture">
                 <pic:pic>
                   <pic:nvPicPr>
-                    <pic:cNvPr id="0" name="electric-nandXnor.png"/>
+                    <pic:cNvPr id="0" name="electric-nandXor.png"/>
                     <pic:cNvPicPr/>
                   </pic:nvPicPr>
                   <pic:blipFill>
@@ -2497,17 +2449,104 @@
       <w:r>
         <w:t>a)</w:t>
         <w:tab/>
+        <w:t>NOR</w:t>
+      </w:r>
+    </w:p>
+    <w:p>
+      <w:pPr>
+        <w:pStyle w:val="Choice"/>
+      </w:pPr>
+      <w:r>
+        <w:t>b)</w:t>
+        <w:tab/>
+        <w:t>AND</w:t>
+      </w:r>
+    </w:p>
+    <w:p>
+      <w:pPr>
+        <w:pStyle w:val="Choice"/>
+      </w:pPr>
+      <w:r>
+        <w:t>c)</w:t>
+        <w:tab/>
+        <w:t>XOR</w:t>
+      </w:r>
+    </w:p>
+    <w:p>
+      <w:pPr>
+        <w:pStyle w:val="Choice"/>
+      </w:pPr>
+      <w:r>
+        <w:t>d)</w:t>
+        <w:tab/>
         <w:t>XNOR</w:t>
       </w:r>
     </w:p>
     <w:p>
       <w:pPr>
+        <w:pStyle w:val="ListNumber"/>
+      </w:pPr>
+      <w:r>
+        <w:t>Que función lóxica se constrúe con este circuíto de portas NAND?</w:t>
+      </w:r>
+    </w:p>
+    <w:p>
+      <w:pPr>
+        <w:pStyle w:val="Image"/>
+      </w:pPr>
+      <w:r>
+        <w:drawing>
+          <wp:inline xmlns:a="http://schemas.openxmlformats.org/drawingml/2006/main" xmlns:pic="http://schemas.openxmlformats.org/drawingml/2006/picture">
+            <wp:extent cx="2928813" cy="1892129"/>
+            <wp:docPr id="25" name="Picture 25"/>
+            <wp:cNvGraphicFramePr>
+              <a:graphicFrameLocks noChangeAspect="1"/>
+            </wp:cNvGraphicFramePr>
+            <a:graphic>
+              <a:graphicData uri="http://schemas.openxmlformats.org/drawingml/2006/picture">
+                <pic:pic>
+                  <pic:nvPicPr>
+                    <pic:cNvPr id="0" name="electric-nandXnor.png"/>
+                    <pic:cNvPicPr/>
+                  </pic:nvPicPr>
+                  <pic:blipFill>
+                    <a:blip r:embed="rId33"/>
+                    <a:stretch>
+                      <a:fillRect/>
+                    </a:stretch>
+                  </pic:blipFill>
+                  <pic:spPr>
+                    <a:xfrm>
+                      <a:off x="0" y="0"/>
+                      <a:ext cx="2928813" cy="1892129"/>
+                    </a:xfrm>
+                    <a:prstGeom prst="rect"/>
+                  </pic:spPr>
+                </pic:pic>
+              </a:graphicData>
+            </a:graphic>
+          </wp:inline>
+        </w:drawing>
+      </w:r>
+    </w:p>
+    <w:p>
+      <w:pPr>
+        <w:pStyle w:val="Choice"/>
+      </w:pPr>
+      <w:r>
+        <w:t>a)</w:t>
+        <w:tab/>
+        <w:t>XOR</w:t>
+      </w:r>
+    </w:p>
+    <w:p>
+      <w:pPr>
         <w:pStyle w:val="Choice"/>
       </w:pPr>
       <w:r>
         <w:t>b)</w:t>
         <w:tab/>
-        <w:t>XOR</w:t>
+        <w:t>NOT</w:t>
       </w:r>
     </w:p>
     <w:p>
@@ -2527,7 +2566,7 @@
       <w:r>
         <w:t>d)</w:t>
         <w:tab/>
-        <w:t>NOT</w:t>
+        <w:t>XNOR</w:t>
       </w:r>
     </w:p>
     <w:sectPr>

--- a/build/gal_electric_digital.docx
+++ b/build/gal_electric_digital.docx
@@ -25,7 +25,7 @@
       <w:r>
         <w:t>a)</w:t>
         <w:tab/>
-        <w:t>O condensador</w:t>
+        <w:t>A resistencia</w:t>
       </w:r>
     </w:p>
     <w:p>
@@ -45,7 +45,7 @@
       <w:r>
         <w:t>c)</w:t>
         <w:tab/>
-        <w:t>O transmisor</w:t>
+        <w:t>O condensador</w:t>
       </w:r>
     </w:p>
     <w:p>
@@ -55,7 +55,7 @@
       <w:r>
         <w:t>d)</w:t>
         <w:tab/>
-        <w:t>A resistencia</w:t>
+        <w:t>O transmisor</w:t>
       </w:r>
     </w:p>
     <w:p>
@@ -73,7 +73,7 @@
       <w:r>
         <w:t>a)</w:t>
         <w:tab/>
-        <w:t>TOR</w:t>
+        <w:t>NOR</w:t>
       </w:r>
     </w:p>
     <w:p>
@@ -83,7 +83,7 @@
       <w:r>
         <w:t>b)</w:t>
         <w:tab/>
-        <w:t>XOR</w:t>
+        <w:t>TOR</w:t>
       </w:r>
     </w:p>
     <w:p>
@@ -103,7 +103,7 @@
       <w:r>
         <w:t>d)</w:t>
         <w:tab/>
-        <w:t>NOR</w:t>
+        <w:t>XOR</w:t>
       </w:r>
     </w:p>
     <w:p>
@@ -121,7 +121,7 @@
       <w:r>
         <w:t>a)</w:t>
         <w:tab/>
-        <w:t>OR</w:t>
+        <w:t>NOT</w:t>
       </w:r>
     </w:p>
     <w:p>
@@ -130,16 +130,6 @@
       </w:pPr>
       <w:r>
         <w:t>b)</w:t>
-        <w:tab/>
-        <w:t>NAND</w:t>
-      </w:r>
-    </w:p>
-    <w:p>
-      <w:pPr>
-        <w:pStyle w:val="Choice"/>
-      </w:pPr>
-      <w:r>
-        <w:t>c)</w:t>
         <w:tab/>
         <w:t>AND</w:t>
       </w:r>
@@ -149,9 +139,19 @@
         <w:pStyle w:val="Choice"/>
       </w:pPr>
       <w:r>
+        <w:t>c)</w:t>
+        <w:tab/>
+        <w:t>OR</w:t>
+      </w:r>
+    </w:p>
+    <w:p>
+      <w:pPr>
+        <w:pStyle w:val="Choice"/>
+      </w:pPr>
+      <w:r>
         <w:t>d)</w:t>
         <w:tab/>
-        <w:t>NOT</w:t>
+        <w:t>NAND</w:t>
       </w:r>
     </w:p>
     <w:p>
@@ -265,6 +265,16 @@
       <w:r>
         <w:t>a)</w:t>
         <w:tab/>
+        <w:t>George Boole</w:t>
+      </w:r>
+    </w:p>
+    <w:p>
+      <w:pPr>
+        <w:pStyle w:val="Choice"/>
+      </w:pPr>
+      <w:r>
+        <w:t>b)</w:t>
+        <w:tab/>
         <w:t>Bill Gates</w:t>
       </w:r>
     </w:p>
@@ -273,33 +283,23 @@
         <w:pStyle w:val="Choice"/>
       </w:pPr>
       <w:r>
-        <w:t>b)</w:t>
+        <w:t>c)</w:t>
+        <w:tab/>
+        <w:t>William Shockley</w:t>
+      </w:r>
+    </w:p>
+    <w:p>
+      <w:pPr>
+        <w:pStyle w:val="Choice"/>
+      </w:pPr>
+      <w:r>
+        <w:t>d)</w:t>
         <w:tab/>
         <w:t>Charles Babbage</w:t>
       </w:r>
     </w:p>
     <w:p>
       <w:pPr>
-        <w:pStyle w:val="Choice"/>
-      </w:pPr>
-      <w:r>
-        <w:t>c)</w:t>
-        <w:tab/>
-        <w:t>George Boole</w:t>
-      </w:r>
-    </w:p>
-    <w:p>
-      <w:pPr>
-        <w:pStyle w:val="Choice"/>
-      </w:pPr>
-      <w:r>
-        <w:t>d)</w:t>
-        <w:tab/>
-        <w:t>William Shockley</w:t>
-      </w:r>
-    </w:p>
-    <w:p>
-      <w:pPr>
         <w:pStyle w:val="ListNumber"/>
       </w:pPr>
       <w:r>
@@ -313,7 +313,7 @@
       <w:r>
         <w:t>a)</w:t>
         <w:tab/>
-        <w:t>1854</w:t>
+        <w:t>1934</w:t>
       </w:r>
     </w:p>
     <w:p>
@@ -323,7 +323,7 @@
       <w:r>
         <w:t>b)</w:t>
         <w:tab/>
-        <w:t>1934</w:t>
+        <w:t>1854</w:t>
       </w:r>
     </w:p>
     <w:p>
@@ -400,6 +400,26 @@
       <w:r>
         <w:t>a)</w:t>
         <w:tab/>
+        <w:t>NOR</w:t>
+      </w:r>
+    </w:p>
+    <w:p>
+      <w:pPr>
+        <w:pStyle w:val="Choice"/>
+      </w:pPr>
+      <w:r>
+        <w:t>b)</w:t>
+        <w:tab/>
+        <w:t>OR</w:t>
+      </w:r>
+    </w:p>
+    <w:p>
+      <w:pPr>
+        <w:pStyle w:val="Choice"/>
+      </w:pPr>
+      <w:r>
+        <w:t>c)</w:t>
+        <w:tab/>
         <w:t>NAND</w:t>
       </w:r>
     </w:p>
@@ -408,29 +428,9 @@
         <w:pStyle w:val="Choice"/>
       </w:pPr>
       <w:r>
-        <w:t>b)</w:t>
+        <w:t>d)</w:t>
         <w:tab/>
         <w:t>NOT</w:t>
-      </w:r>
-    </w:p>
-    <w:p>
-      <w:pPr>
-        <w:pStyle w:val="Choice"/>
-      </w:pPr>
-      <w:r>
-        <w:t>c)</w:t>
-        <w:tab/>
-        <w:t>NOR</w:t>
-      </w:r>
-    </w:p>
-    <w:p>
-      <w:pPr>
-        <w:pStyle w:val="Choice"/>
-      </w:pPr>
-      <w:r>
-        <w:t>d)</w:t>
-        <w:tab/>
-        <w:t>OR</w:t>
       </w:r>
     </w:p>
     <w:p>
@@ -487,6 +487,26 @@
       <w:r>
         <w:t>a)</w:t>
         <w:tab/>
+        <w:t>OR</w:t>
+      </w:r>
+    </w:p>
+    <w:p>
+      <w:pPr>
+        <w:pStyle w:val="Choice"/>
+      </w:pPr>
+      <w:r>
+        <w:t>b)</w:t>
+        <w:tab/>
+        <w:t>AND</w:t>
+      </w:r>
+    </w:p>
+    <w:p>
+      <w:pPr>
+        <w:pStyle w:val="Choice"/>
+      </w:pPr>
+      <w:r>
+        <w:t>c)</w:t>
+        <w:tab/>
         <w:t>XOR</w:t>
       </w:r>
     </w:p>
@@ -495,29 +515,9 @@
         <w:pStyle w:val="Choice"/>
       </w:pPr>
       <w:r>
-        <w:t>b)</w:t>
-        <w:tab/>
-        <w:t>OR</w:t>
-      </w:r>
-    </w:p>
-    <w:p>
-      <w:pPr>
-        <w:pStyle w:val="Choice"/>
-      </w:pPr>
-      <w:r>
-        <w:t>c)</w:t>
+        <w:t>d)</w:t>
         <w:tab/>
         <w:t>NOR</w:t>
-      </w:r>
-    </w:p>
-    <w:p>
-      <w:pPr>
-        <w:pStyle w:val="Choice"/>
-      </w:pPr>
-      <w:r>
-        <w:t>d)</w:t>
-        <w:tab/>
-        <w:t>AND</w:t>
       </w:r>
     </w:p>
     <w:p>
@@ -574,7 +574,7 @@
       <w:r>
         <w:t>a)</w:t>
         <w:tab/>
-        <w:t>NAND</w:t>
+        <w:t>OR</w:t>
       </w:r>
     </w:p>
     <w:p>
@@ -583,6 +583,16 @@
       </w:pPr>
       <w:r>
         <w:t>b)</w:t>
+        <w:tab/>
+        <w:t>XOR</w:t>
+      </w:r>
+    </w:p>
+    <w:p>
+      <w:pPr>
+        <w:pStyle w:val="Choice"/>
+      </w:pPr>
+      <w:r>
+        <w:t>c)</w:t>
         <w:tab/>
         <w:t>AND</w:t>
       </w:r>
@@ -592,19 +602,9 @@
         <w:pStyle w:val="Choice"/>
       </w:pPr>
       <w:r>
-        <w:t>c)</w:t>
-        <w:tab/>
-        <w:t>XOR</w:t>
-      </w:r>
-    </w:p>
-    <w:p>
-      <w:pPr>
-        <w:pStyle w:val="Choice"/>
-      </w:pPr>
-      <w:r>
         <w:t>d)</w:t>
         <w:tab/>
-        <w:t>OR</w:t>
+        <w:t>NAND</w:t>
       </w:r>
     </w:p>
     <w:p>
@@ -661,16 +661,6 @@
       <w:r>
         <w:t>a)</w:t>
         <w:tab/>
-        <w:t>OR</w:t>
-      </w:r>
-    </w:p>
-    <w:p>
-      <w:pPr>
-        <w:pStyle w:val="Choice"/>
-      </w:pPr>
-      <w:r>
-        <w:t>b)</w:t>
-        <w:tab/>
         <w:t>XOR</w:t>
       </w:r>
     </w:p>
@@ -679,9 +669,19 @@
         <w:pStyle w:val="Choice"/>
       </w:pPr>
       <w:r>
+        <w:t>b)</w:t>
+        <w:tab/>
+        <w:t>NOR</w:t>
+      </w:r>
+    </w:p>
+    <w:p>
+      <w:pPr>
+        <w:pStyle w:val="Choice"/>
+      </w:pPr>
+      <w:r>
         <w:t>c)</w:t>
         <w:tab/>
-        <w:t>NOR</w:t>
+        <w:t>OR</w:t>
       </w:r>
     </w:p>
     <w:p>
@@ -748,6 +748,26 @@
       <w:r>
         <w:t>a)</w:t>
         <w:tab/>
+        <w:t>NOR</w:t>
+      </w:r>
+    </w:p>
+    <w:p>
+      <w:pPr>
+        <w:pStyle w:val="Choice"/>
+      </w:pPr>
+      <w:r>
+        <w:t>b)</w:t>
+        <w:tab/>
+        <w:t>NOT</w:t>
+      </w:r>
+    </w:p>
+    <w:p>
+      <w:pPr>
+        <w:pStyle w:val="Choice"/>
+      </w:pPr>
+      <w:r>
+        <w:t>c)</w:t>
+        <w:tab/>
         <w:t>AND</w:t>
       </w:r>
     </w:p>
@@ -756,29 +776,9 @@
         <w:pStyle w:val="Choice"/>
       </w:pPr>
       <w:r>
-        <w:t>b)</w:t>
+        <w:t>d)</w:t>
         <w:tab/>
         <w:t>NAND</w:t>
-      </w:r>
-    </w:p>
-    <w:p>
-      <w:pPr>
-        <w:pStyle w:val="Choice"/>
-      </w:pPr>
-      <w:r>
-        <w:t>c)</w:t>
-        <w:tab/>
-        <w:t>NOR</w:t>
-      </w:r>
-    </w:p>
-    <w:p>
-      <w:pPr>
-        <w:pStyle w:val="Choice"/>
-      </w:pPr>
-      <w:r>
-        <w:t>d)</w:t>
-        <w:tab/>
-        <w:t>NOT</w:t>
       </w:r>
     </w:p>
     <w:p>
@@ -835,7 +835,7 @@
       <w:r>
         <w:t>a)</w:t>
         <w:tab/>
-        <w:t>OR</w:t>
+        <w:t>XNOR</w:t>
       </w:r>
     </w:p>
     <w:p>
@@ -865,7 +865,7 @@
       <w:r>
         <w:t>d)</w:t>
         <w:tab/>
-        <w:t>XNOR</w:t>
+        <w:t>OR</w:t>
       </w:r>
     </w:p>
     <w:p>
@@ -878,12 +878,51 @@
     </w:p>
     <w:p>
       <w:pPr>
+        <w:pStyle w:val="Image"/>
+      </w:pPr>
+      <w:r>
+        <w:drawing>
+          <wp:inline xmlns:a="http://schemas.openxmlformats.org/drawingml/2006/main" xmlns:pic="http://schemas.openxmlformats.org/drawingml/2006/picture">
+            <wp:extent cx="1952542" cy="804619"/>
+            <wp:docPr id="7" name="Picture 7"/>
+            <wp:cNvGraphicFramePr>
+              <a:graphicFrameLocks noChangeAspect="1"/>
+            </wp:cNvGraphicFramePr>
+            <a:graphic>
+              <a:graphicData uri="http://schemas.openxmlformats.org/drawingml/2006/picture">
+                <pic:pic>
+                  <pic:nvPicPr>
+                    <pic:cNvPr id="0" name="electric-xnorGate.jpg"/>
+                    <pic:cNvPicPr/>
+                  </pic:nvPicPr>
+                  <pic:blipFill>
+                    <a:blip r:embed="rId15"/>
+                    <a:stretch>
+                      <a:fillRect/>
+                    </a:stretch>
+                  </pic:blipFill>
+                  <pic:spPr>
+                    <a:xfrm>
+                      <a:off x="0" y="0"/>
+                      <a:ext cx="1952542" cy="804619"/>
+                    </a:xfrm>
+                    <a:prstGeom prst="rect"/>
+                  </pic:spPr>
+                </pic:pic>
+              </a:graphicData>
+            </a:graphic>
+          </wp:inline>
+        </w:drawing>
+      </w:r>
+    </w:p>
+    <w:p>
+      <w:pPr>
         <w:pStyle w:val="Choice"/>
       </w:pPr>
       <w:r>
         <w:t>a)</w:t>
         <w:tab/>
-        <w:t>OR</w:t>
+        <w:t>XOR</w:t>
       </w:r>
     </w:p>
     <w:p>
@@ -913,7 +952,7 @@
       <w:r>
         <w:t>d)</w:t>
         <w:tab/>
-        <w:t>XOR</w:t>
+        <w:t>OR</w:t>
       </w:r>
     </w:p>
     <w:p>
@@ -932,7 +971,7 @@
         <w:drawing>
           <wp:inline xmlns:a="http://schemas.openxmlformats.org/drawingml/2006/main" xmlns:pic="http://schemas.openxmlformats.org/drawingml/2006/picture">
             <wp:extent cx="1952542" cy="2337855"/>
-            <wp:docPr id="7" name="Picture 7"/>
+            <wp:docPr id="8" name="Picture 8"/>
             <wp:cNvGraphicFramePr>
               <a:graphicFrameLocks noChangeAspect="1"/>
             </wp:cNvGraphicFramePr>
@@ -944,7 +983,7 @@
                     <pic:cNvPicPr/>
                   </pic:nvPicPr>
                   <pic:blipFill>
-                    <a:blip r:embed="rId15"/>
+                    <a:blip r:embed="rId16"/>
                     <a:stretch>
                       <a:fillRect/>
                     </a:stretch>
@@ -970,7 +1009,7 @@
       <w:r>
         <w:t>a)</w:t>
         <w:tab/>
-        <w:t>AND</w:t>
+        <w:t>OR</w:t>
       </w:r>
     </w:p>
     <w:p>
@@ -980,7 +1019,7 @@
       <w:r>
         <w:t>b)</w:t>
         <w:tab/>
-        <w:t>OR</w:t>
+        <w:t>NOR</w:t>
       </w:r>
     </w:p>
     <w:p>
@@ -1000,94 +1039,7 @@
       <w:r>
         <w:t>d)</w:t>
         <w:tab/>
-        <w:t>NOR</w:t>
-      </w:r>
-    </w:p>
-    <w:p>
-      <w:pPr>
-        <w:pStyle w:val="ListNumber"/>
-      </w:pPr>
-      <w:r>
-        <w:t>Que porta lóxica se constrúe con este circuíto?</w:t>
-      </w:r>
-    </w:p>
-    <w:p>
-      <w:pPr>
-        <w:pStyle w:val="Image"/>
-      </w:pPr>
-      <w:r>
-        <w:drawing>
-          <wp:inline xmlns:a="http://schemas.openxmlformats.org/drawingml/2006/main" xmlns:pic="http://schemas.openxmlformats.org/drawingml/2006/picture">
-            <wp:extent cx="1952542" cy="1922033"/>
-            <wp:docPr id="8" name="Picture 8"/>
-            <wp:cNvGraphicFramePr>
-              <a:graphicFrameLocks noChangeAspect="1"/>
-            </wp:cNvGraphicFramePr>
-            <a:graphic>
-              <a:graphicData uri="http://schemas.openxmlformats.org/drawingml/2006/picture">
-                <pic:pic>
-                  <pic:nvPicPr>
-                    <pic:cNvPr id="0" name="electric-transistorAnd.png"/>
-                    <pic:cNvPicPr/>
-                  </pic:nvPicPr>
-                  <pic:blipFill>
-                    <a:blip r:embed="rId16"/>
-                    <a:stretch>
-                      <a:fillRect/>
-                    </a:stretch>
-                  </pic:blipFill>
-                  <pic:spPr>
-                    <a:xfrm>
-                      <a:off x="0" y="0"/>
-                      <a:ext cx="1952542" cy="1922033"/>
-                    </a:xfrm>
-                    <a:prstGeom prst="rect"/>
-                  </pic:spPr>
-                </pic:pic>
-              </a:graphicData>
-            </a:graphic>
-          </wp:inline>
-        </w:drawing>
-      </w:r>
-    </w:p>
-    <w:p>
-      <w:pPr>
-        <w:pStyle w:val="Choice"/>
-      </w:pPr>
-      <w:r>
-        <w:t>a)</w:t>
-        <w:tab/>
         <w:t>AND</w:t>
-      </w:r>
-    </w:p>
-    <w:p>
-      <w:pPr>
-        <w:pStyle w:val="Choice"/>
-      </w:pPr>
-      <w:r>
-        <w:t>b)</w:t>
-        <w:tab/>
-        <w:t>OR</w:t>
-      </w:r>
-    </w:p>
-    <w:p>
-      <w:pPr>
-        <w:pStyle w:val="Choice"/>
-      </w:pPr>
-      <w:r>
-        <w:t>c)</w:t>
-        <w:tab/>
-        <w:t>XOR</w:t>
-      </w:r>
-    </w:p>
-    <w:p>
-      <w:pPr>
-        <w:pStyle w:val="Choice"/>
-      </w:pPr>
-      <w:r>
-        <w:t>d)</w:t>
-        <w:tab/>
-        <w:t>NAND</w:t>
       </w:r>
     </w:p>
     <w:p>
@@ -1114,7 +1066,7 @@
               <a:graphicData uri="http://schemas.openxmlformats.org/drawingml/2006/picture">
                 <pic:pic>
                   <pic:nvPicPr>
-                    <pic:cNvPr id="0" name="electric-transistorNand.png"/>
+                    <pic:cNvPr id="0" name="electric-transistorAnd.png"/>
                     <pic:cNvPicPr/>
                   </pic:nvPicPr>
                   <pic:blipFill>
@@ -1144,16 +1096,6 @@
       <w:r>
         <w:t>a)</w:t>
         <w:tab/>
-        <w:t>NAND</w:t>
-      </w:r>
-    </w:p>
-    <w:p>
-      <w:pPr>
-        <w:pStyle w:val="Choice"/>
-      </w:pPr>
-      <w:r>
-        <w:t>b)</w:t>
-        <w:tab/>
         <w:t>AND</w:t>
       </w:r>
     </w:p>
@@ -1162,9 +1104,9 @@
         <w:pStyle w:val="Choice"/>
       </w:pPr>
       <w:r>
-        <w:t>c)</w:t>
+        <w:t>b)</w:t>
         <w:tab/>
-        <w:t>XAND</w:t>
+        <w:t>OR</w:t>
       </w:r>
     </w:p>
     <w:p>
@@ -1172,9 +1114,19 @@
         <w:pStyle w:val="Choice"/>
       </w:pPr>
       <w:r>
+        <w:t>c)</w:t>
+        <w:tab/>
+        <w:t>XOR</w:t>
+      </w:r>
+    </w:p>
+    <w:p>
+      <w:pPr>
+        <w:pStyle w:val="Choice"/>
+      </w:pPr>
+      <w:r>
         <w:t>d)</w:t>
         <w:tab/>
-        <w:t>OR</w:t>
+        <w:t>NAND</w:t>
       </w:r>
     </w:p>
     <w:p>
@@ -1201,7 +1153,7 @@
               <a:graphicData uri="http://schemas.openxmlformats.org/drawingml/2006/picture">
                 <pic:pic>
                   <pic:nvPicPr>
-                    <pic:cNvPr id="0" name="electric-transistorOr.png"/>
+                    <pic:cNvPr id="0" name="electric-transistorNand.png"/>
                     <pic:cNvPicPr/>
                   </pic:nvPicPr>
                   <pic:blipFill>
@@ -1241,6 +1193,16 @@
       <w:r>
         <w:t>b)</w:t>
         <w:tab/>
+        <w:t>NAND</w:t>
+      </w:r>
+    </w:p>
+    <w:p>
+      <w:pPr>
+        <w:pStyle w:val="Choice"/>
+      </w:pPr>
+      <w:r>
+        <w:t>c)</w:t>
+        <w:tab/>
         <w:t>OR</w:t>
       </w:r>
     </w:p>
@@ -1249,7 +1211,74 @@
         <w:pStyle w:val="Choice"/>
       </w:pPr>
       <w:r>
-        <w:t>c)</w:t>
+        <w:t>d)</w:t>
+        <w:tab/>
+        <w:t>XAND</w:t>
+      </w:r>
+    </w:p>
+    <w:p>
+      <w:pPr>
+        <w:pStyle w:val="ListNumber"/>
+      </w:pPr>
+      <w:r>
+        <w:t>Que porta lóxica se constrúe con este circuíto?</w:t>
+      </w:r>
+    </w:p>
+    <w:p>
+      <w:pPr>
+        <w:pStyle w:val="Image"/>
+      </w:pPr>
+      <w:r>
+        <w:drawing>
+          <wp:inline xmlns:a="http://schemas.openxmlformats.org/drawingml/2006/main" xmlns:pic="http://schemas.openxmlformats.org/drawingml/2006/picture">
+            <wp:extent cx="1952542" cy="1922033"/>
+            <wp:docPr id="11" name="Picture 11"/>
+            <wp:cNvGraphicFramePr>
+              <a:graphicFrameLocks noChangeAspect="1"/>
+            </wp:cNvGraphicFramePr>
+            <a:graphic>
+              <a:graphicData uri="http://schemas.openxmlformats.org/drawingml/2006/picture">
+                <pic:pic>
+                  <pic:nvPicPr>
+                    <pic:cNvPr id="0" name="electric-transistorOr.png"/>
+                    <pic:cNvPicPr/>
+                  </pic:nvPicPr>
+                  <pic:blipFill>
+                    <a:blip r:embed="rId19"/>
+                    <a:stretch>
+                      <a:fillRect/>
+                    </a:stretch>
+                  </pic:blipFill>
+                  <pic:spPr>
+                    <a:xfrm>
+                      <a:off x="0" y="0"/>
+                      <a:ext cx="1952542" cy="1922033"/>
+                    </a:xfrm>
+                    <a:prstGeom prst="rect"/>
+                  </pic:spPr>
+                </pic:pic>
+              </a:graphicData>
+            </a:graphic>
+          </wp:inline>
+        </w:drawing>
+      </w:r>
+    </w:p>
+    <w:p>
+      <w:pPr>
+        <w:pStyle w:val="Choice"/>
+      </w:pPr>
+      <w:r>
+        <w:t>a)</w:t>
+        <w:tab/>
+        <w:t>OR</w:t>
+      </w:r>
+    </w:p>
+    <w:p>
+      <w:pPr>
+        <w:pStyle w:val="Choice"/>
+      </w:pPr>
+      <w:r>
+        <w:t>b)</w:t>
         <w:tab/>
         <w:t>NOR</w:t>
       </w:r>
@@ -1259,13 +1288,23 @@
         <w:pStyle w:val="Choice"/>
       </w:pPr>
       <w:r>
-        <w:t>d)</w:t>
+        <w:t>c)</w:t>
         <w:tab/>
         <w:t>NAND</w:t>
       </w:r>
     </w:p>
     <w:p>
       <w:pPr>
+        <w:pStyle w:val="Choice"/>
+      </w:pPr>
+      <w:r>
+        <w:t>d)</w:t>
+        <w:tab/>
+        <w:t>AND</w:t>
+      </w:r>
+    </w:p>
+    <w:p>
+      <w:pPr>
         <w:pStyle w:val="ListNumber"/>
       </w:pPr>
       <w:r>
@@ -1280,7 +1319,7 @@
         <w:drawing>
           <wp:inline xmlns:a="http://schemas.openxmlformats.org/drawingml/2006/main" xmlns:pic="http://schemas.openxmlformats.org/drawingml/2006/picture">
             <wp:extent cx="1952542" cy="2742937"/>
-            <wp:docPr id="11" name="Picture 11"/>
+            <wp:docPr id="12" name="Picture 12"/>
             <wp:cNvGraphicFramePr>
               <a:graphicFrameLocks noChangeAspect="1"/>
             </wp:cNvGraphicFramePr>
@@ -1292,7 +1331,7 @@
                     <pic:cNvPicPr/>
                   </pic:nvPicPr>
                   <pic:blipFill>
-                    <a:blip r:embed="rId19"/>
+                    <a:blip r:embed="rId20"/>
                     <a:stretch>
                       <a:fillRect/>
                     </a:stretch>
@@ -1318,7 +1357,7 @@
       <w:r>
         <w:t>a)</w:t>
         <w:tab/>
-        <w:t>NOT</w:t>
+        <w:t>OR</w:t>
       </w:r>
     </w:p>
     <w:p>
@@ -1348,7 +1387,7 @@
       <w:r>
         <w:t>d)</w:t>
         <w:tab/>
-        <w:t>OR</w:t>
+        <w:t>NOT</w:t>
       </w:r>
     </w:p>
     <w:p>
@@ -1367,7 +1406,7 @@
         <w:drawing>
           <wp:inline xmlns:a="http://schemas.openxmlformats.org/drawingml/2006/main" xmlns:pic="http://schemas.openxmlformats.org/drawingml/2006/picture">
             <wp:extent cx="1653559" cy="1830508"/>
-            <wp:docPr id="12" name="Picture 12"/>
+            <wp:docPr id="13" name="Picture 13"/>
             <wp:cNvGraphicFramePr>
               <a:graphicFrameLocks noChangeAspect="1"/>
             </wp:cNvGraphicFramePr>
@@ -1379,7 +1418,7 @@
                     <pic:cNvPicPr/>
                   </pic:nvPicPr>
                   <pic:blipFill>
-                    <a:blip r:embed="rId20"/>
+                    <a:blip r:embed="rId21"/>
                     <a:stretch>
                       <a:fillRect/>
                     </a:stretch>
@@ -1405,26 +1444,6 @@
       <w:r>
         <w:t>a)</w:t>
         <w:tab/>
-        <w:t>OR</w:t>
-      </w:r>
-    </w:p>
-    <w:p>
-      <w:pPr>
-        <w:pStyle w:val="Choice"/>
-      </w:pPr>
-      <w:r>
-        <w:t>b)</w:t>
-        <w:tab/>
-        <w:t>NOR</w:t>
-      </w:r>
-    </w:p>
-    <w:p>
-      <w:pPr>
-        <w:pStyle w:val="Choice"/>
-      </w:pPr>
-      <w:r>
-        <w:t>c)</w:t>
-        <w:tab/>
         <w:t>NOT</w:t>
       </w:r>
     </w:p>
@@ -1433,96 +1452,29 @@
         <w:pStyle w:val="Choice"/>
       </w:pPr>
       <w:r>
-        <w:t>d)</w:t>
+        <w:t>b)</w:t>
         <w:tab/>
         <w:t>AND</w:t>
       </w:r>
     </w:p>
     <w:p>
       <w:pPr>
-        <w:pStyle w:val="ListNumber"/>
+        <w:pStyle w:val="Choice"/>
       </w:pPr>
       <w:r>
-        <w:t>Que función lóxica se corresponde con esta táboa de verdade?</w:t>
+        <w:t>c)</w:t>
+        <w:tab/>
+        <w:t>OR</w:t>
       </w:r>
     </w:p>
     <w:p>
       <w:pPr>
-        <w:pStyle w:val="Image"/>
-      </w:pPr>
-      <w:r>
-        <w:drawing>
-          <wp:inline xmlns:a="http://schemas.openxmlformats.org/drawingml/2006/main" xmlns:pic="http://schemas.openxmlformats.org/drawingml/2006/picture">
-            <wp:extent cx="1446101" cy="1830508"/>
-            <wp:docPr id="13" name="Picture 13"/>
-            <wp:cNvGraphicFramePr>
-              <a:graphicFrameLocks noChangeAspect="1"/>
-            </wp:cNvGraphicFramePr>
-            <a:graphic>
-              <a:graphicData uri="http://schemas.openxmlformats.org/drawingml/2006/picture">
-                <pic:pic>
-                  <pic:nvPicPr>
-                    <pic:cNvPr id="0" name="electric-taboaOr.png"/>
-                    <pic:cNvPicPr/>
-                  </pic:nvPicPr>
-                  <pic:blipFill>
-                    <a:blip r:embed="rId21"/>
-                    <a:stretch>
-                      <a:fillRect/>
-                    </a:stretch>
-                  </pic:blipFill>
-                  <pic:spPr>
-                    <a:xfrm>
-                      <a:off x="0" y="0"/>
-                      <a:ext cx="1446101" cy="1830508"/>
-                    </a:xfrm>
-                    <a:prstGeom prst="rect"/>
-                  </pic:spPr>
-                </pic:pic>
-              </a:graphicData>
-            </a:graphic>
-          </wp:inline>
-        </w:drawing>
-      </w:r>
-    </w:p>
-    <w:p>
-      <w:pPr>
-        <w:pStyle w:val="Choice"/>
-      </w:pPr>
-      <w:r>
-        <w:t>a)</w:t>
-        <w:tab/>
-        <w:t>AND</w:t>
-      </w:r>
-    </w:p>
-    <w:p>
-      <w:pPr>
-        <w:pStyle w:val="Choice"/>
-      </w:pPr>
-      <w:r>
-        <w:t>b)</w:t>
-        <w:tab/>
-        <w:t>NOT</w:t>
-      </w:r>
-    </w:p>
-    <w:p>
-      <w:pPr>
-        <w:pStyle w:val="Choice"/>
-      </w:pPr>
-      <w:r>
-        <w:t>c)</w:t>
-        <w:tab/>
-        <w:t>NOR</w:t>
-      </w:r>
-    </w:p>
-    <w:p>
-      <w:pPr>
         <w:pStyle w:val="Choice"/>
       </w:pPr>
       <w:r>
         <w:t>d)</w:t>
         <w:tab/>
-        <w:t>OR</w:t>
+        <w:t>NOR</w:t>
       </w:r>
     </w:p>
     <w:p>
@@ -1549,7 +1501,7 @@
               <a:graphicData uri="http://schemas.openxmlformats.org/drawingml/2006/picture">
                 <pic:pic>
                   <pic:nvPicPr>
-                    <pic:cNvPr id="0" name="electric-taboaAnd.png"/>
+                    <pic:cNvPr id="0" name="electric-taboaOr.png"/>
                     <pic:cNvPicPr/>
                   </pic:nvPicPr>
                   <pic:blipFill>
@@ -1579,26 +1531,6 @@
       <w:r>
         <w:t>a)</w:t>
         <w:tab/>
-        <w:t>NOR</w:t>
-      </w:r>
-    </w:p>
-    <w:p>
-      <w:pPr>
-        <w:pStyle w:val="Choice"/>
-      </w:pPr>
-      <w:r>
-        <w:t>b)</w:t>
-        <w:tab/>
-        <w:t>XOR</w:t>
-      </w:r>
-    </w:p>
-    <w:p>
-      <w:pPr>
-        <w:pStyle w:val="Choice"/>
-      </w:pPr>
-      <w:r>
-        <w:t>c)</w:t>
-        <w:tab/>
         <w:t>OR</w:t>
       </w:r>
     </w:p>
@@ -1607,9 +1539,29 @@
         <w:pStyle w:val="Choice"/>
       </w:pPr>
       <w:r>
+        <w:t>b)</w:t>
+        <w:tab/>
+        <w:t>NOT</w:t>
+      </w:r>
+    </w:p>
+    <w:p>
+      <w:pPr>
+        <w:pStyle w:val="Choice"/>
+      </w:pPr>
+      <w:r>
+        <w:t>c)</w:t>
+        <w:tab/>
+        <w:t>AND</w:t>
+      </w:r>
+    </w:p>
+    <w:p>
+      <w:pPr>
+        <w:pStyle w:val="Choice"/>
+      </w:pPr>
+      <w:r>
         <w:t>d)</w:t>
         <w:tab/>
-        <w:t>AND</w:t>
+        <w:t>NOR</w:t>
       </w:r>
     </w:p>
     <w:p>
@@ -1636,7 +1588,7 @@
               <a:graphicData uri="http://schemas.openxmlformats.org/drawingml/2006/picture">
                 <pic:pic>
                   <pic:nvPicPr>
-                    <pic:cNvPr id="0" name="electric-taboaNor.png"/>
+                    <pic:cNvPr id="0" name="electric-taboaAnd.png"/>
                     <pic:cNvPicPr/>
                   </pic:nvPicPr>
                   <pic:blipFill>
@@ -1666,6 +1618,93 @@
       <w:r>
         <w:t>a)</w:t>
         <w:tab/>
+        <w:t>OR</w:t>
+      </w:r>
+    </w:p>
+    <w:p>
+      <w:pPr>
+        <w:pStyle w:val="Choice"/>
+      </w:pPr>
+      <w:r>
+        <w:t>b)</w:t>
+        <w:tab/>
+        <w:t>NOR</w:t>
+      </w:r>
+    </w:p>
+    <w:p>
+      <w:pPr>
+        <w:pStyle w:val="Choice"/>
+      </w:pPr>
+      <w:r>
+        <w:t>c)</w:t>
+        <w:tab/>
+        <w:t>XOR</w:t>
+      </w:r>
+    </w:p>
+    <w:p>
+      <w:pPr>
+        <w:pStyle w:val="Choice"/>
+      </w:pPr>
+      <w:r>
+        <w:t>d)</w:t>
+        <w:tab/>
+        <w:t>AND</w:t>
+      </w:r>
+    </w:p>
+    <w:p>
+      <w:pPr>
+        <w:pStyle w:val="ListNumber"/>
+      </w:pPr>
+      <w:r>
+        <w:t>Que función lóxica se corresponde con esta táboa de verdade?</w:t>
+      </w:r>
+    </w:p>
+    <w:p>
+      <w:pPr>
+        <w:pStyle w:val="Image"/>
+      </w:pPr>
+      <w:r>
+        <w:drawing>
+          <wp:inline xmlns:a="http://schemas.openxmlformats.org/drawingml/2006/main" xmlns:pic="http://schemas.openxmlformats.org/drawingml/2006/picture">
+            <wp:extent cx="1446101" cy="1830508"/>
+            <wp:docPr id="16" name="Picture 16"/>
+            <wp:cNvGraphicFramePr>
+              <a:graphicFrameLocks noChangeAspect="1"/>
+            </wp:cNvGraphicFramePr>
+            <a:graphic>
+              <a:graphicData uri="http://schemas.openxmlformats.org/drawingml/2006/picture">
+                <pic:pic>
+                  <pic:nvPicPr>
+                    <pic:cNvPr id="0" name="electric-taboaNor.png"/>
+                    <pic:cNvPicPr/>
+                  </pic:nvPicPr>
+                  <pic:blipFill>
+                    <a:blip r:embed="rId24"/>
+                    <a:stretch>
+                      <a:fillRect/>
+                    </a:stretch>
+                  </pic:blipFill>
+                  <pic:spPr>
+                    <a:xfrm>
+                      <a:off x="0" y="0"/>
+                      <a:ext cx="1446101" cy="1830508"/>
+                    </a:xfrm>
+                    <a:prstGeom prst="rect"/>
+                  </pic:spPr>
+                </pic:pic>
+              </a:graphicData>
+            </a:graphic>
+          </wp:inline>
+        </w:drawing>
+      </w:r>
+    </w:p>
+    <w:p>
+      <w:pPr>
+        <w:pStyle w:val="Choice"/>
+      </w:pPr>
+      <w:r>
+        <w:t>a)</w:t>
+        <w:tab/>
         <w:t>XNOR</w:t>
       </w:r>
     </w:p>
@@ -1675,6 +1714,16 @@
       </w:pPr>
       <w:r>
         <w:t>b)</w:t>
+        <w:tab/>
+        <w:t>NOR</w:t>
+      </w:r>
+    </w:p>
+    <w:p>
+      <w:pPr>
+        <w:pStyle w:val="Choice"/>
+      </w:pPr>
+      <w:r>
+        <w:t>c)</w:t>
         <w:tab/>
         <w:t>OR</w:t>
       </w:r>
@@ -1684,23 +1733,13 @@
         <w:pStyle w:val="Choice"/>
       </w:pPr>
       <w:r>
-        <w:t>c)</w:t>
+        <w:t>d)</w:t>
         <w:tab/>
         <w:t>NOT</w:t>
       </w:r>
     </w:p>
     <w:p>
       <w:pPr>
-        <w:pStyle w:val="Choice"/>
-      </w:pPr>
-      <w:r>
-        <w:t>d)</w:t>
-        <w:tab/>
-        <w:t>NOR</w:t>
-      </w:r>
-    </w:p>
-    <w:p>
-      <w:pPr>
         <w:pStyle w:val="ListNumber"/>
       </w:pPr>
       <w:r>
@@ -1715,7 +1754,7 @@
         <w:drawing>
           <wp:inline xmlns:a="http://schemas.openxmlformats.org/drawingml/2006/main" xmlns:pic="http://schemas.openxmlformats.org/drawingml/2006/picture">
             <wp:extent cx="2355254" cy="2922712"/>
-            <wp:docPr id="16" name="Picture 16"/>
+            <wp:docPr id="17" name="Picture 17"/>
             <wp:cNvGraphicFramePr>
               <a:graphicFrameLocks noChangeAspect="1"/>
             </wp:cNvGraphicFramePr>
@@ -1727,7 +1766,7 @@
                     <pic:cNvPicPr/>
                   </pic:nvPicPr>
                   <pic:blipFill>
-                    <a:blip r:embed="rId24"/>
+                    <a:blip r:embed="rId25"/>
                     <a:stretch>
                       <a:fillRect/>
                     </a:stretch>
@@ -1753,7 +1792,7 @@
       <w:r>
         <w:t>a)</w:t>
         <w:tab/>
-        <w:t>Ningunha</w:t>
+        <w:t>AND</w:t>
       </w:r>
     </w:p>
     <w:p>
@@ -1773,104 +1812,17 @@
       <w:r>
         <w:t>c)</w:t>
         <w:tab/>
-        <w:t>AND</w:t>
-      </w:r>
-    </w:p>
-    <w:p>
-      <w:pPr>
-        <w:pStyle w:val="Choice"/>
-      </w:pPr>
-      <w:r>
-        <w:t>d)</w:t>
-        <w:tab/>
         <w:t>XOR</w:t>
       </w:r>
     </w:p>
     <w:p>
       <w:pPr>
-        <w:pStyle w:val="ListNumber"/>
-      </w:pPr>
-      <w:r>
-        <w:t>Que función lóxica se corresponde con esta táboa de verdade?</w:t>
-      </w:r>
-    </w:p>
-    <w:p>
-      <w:pPr>
-        <w:pStyle w:val="Image"/>
-      </w:pPr>
-      <w:r>
-        <w:drawing>
-          <wp:inline xmlns:a="http://schemas.openxmlformats.org/drawingml/2006/main" xmlns:pic="http://schemas.openxmlformats.org/drawingml/2006/picture">
-            <wp:extent cx="1433898" cy="1812203"/>
-            <wp:docPr id="17" name="Picture 17"/>
-            <wp:cNvGraphicFramePr>
-              <a:graphicFrameLocks noChangeAspect="1"/>
-            </wp:cNvGraphicFramePr>
-            <a:graphic>
-              <a:graphicData uri="http://schemas.openxmlformats.org/drawingml/2006/picture">
-                <pic:pic>
-                  <pic:nvPicPr>
-                    <pic:cNvPr id="0" name="electric-taboaXor.png"/>
-                    <pic:cNvPicPr/>
-                  </pic:nvPicPr>
-                  <pic:blipFill>
-                    <a:blip r:embed="rId25"/>
-                    <a:stretch>
-                      <a:fillRect/>
-                    </a:stretch>
-                  </pic:blipFill>
-                  <pic:spPr>
-                    <a:xfrm>
-                      <a:off x="0" y="0"/>
-                      <a:ext cx="1433898" cy="1812203"/>
-                    </a:xfrm>
-                    <a:prstGeom prst="rect"/>
-                  </pic:spPr>
-                </pic:pic>
-              </a:graphicData>
-            </a:graphic>
-          </wp:inline>
-        </w:drawing>
-      </w:r>
-    </w:p>
-    <w:p>
-      <w:pPr>
-        <w:pStyle w:val="Choice"/>
-      </w:pPr>
-      <w:r>
-        <w:t>a)</w:t>
-        <w:tab/>
-        <w:t>XOR</w:t>
-      </w:r>
-    </w:p>
-    <w:p>
-      <w:pPr>
-        <w:pStyle w:val="Choice"/>
-      </w:pPr>
-      <w:r>
-        <w:t>b)</w:t>
-        <w:tab/>
-        <w:t>OR</w:t>
-      </w:r>
-    </w:p>
-    <w:p>
-      <w:pPr>
-        <w:pStyle w:val="Choice"/>
-      </w:pPr>
-      <w:r>
-        <w:t>c)</w:t>
-        <w:tab/>
-        <w:t>XNOR</w:t>
-      </w:r>
-    </w:p>
-    <w:p>
-      <w:pPr>
         <w:pStyle w:val="Choice"/>
       </w:pPr>
       <w:r>
         <w:t>d)</w:t>
         <w:tab/>
-        <w:t>NAND</w:t>
+        <w:t>Ningunha</w:t>
       </w:r>
     </w:p>
     <w:p>
@@ -1897,7 +1849,7 @@
               <a:graphicData uri="http://schemas.openxmlformats.org/drawingml/2006/picture">
                 <pic:pic>
                   <pic:nvPicPr>
-                    <pic:cNvPr id="0" name="electric-taboaXnor.png"/>
+                    <pic:cNvPr id="0" name="electric-taboaXor.png"/>
                     <pic:cNvPicPr/>
                   </pic:nvPicPr>
                   <pic:blipFill>
@@ -1927,6 +1879,16 @@
       <w:r>
         <w:t>a)</w:t>
         <w:tab/>
+        <w:t>XNOR</w:t>
+      </w:r>
+    </w:p>
+    <w:p>
+      <w:pPr>
+        <w:pStyle w:val="Choice"/>
+      </w:pPr>
+      <w:r>
+        <w:t>b)</w:t>
+        <w:tab/>
         <w:t>NAND</w:t>
       </w:r>
     </w:p>
@@ -1935,7 +1897,7 @@
         <w:pStyle w:val="Choice"/>
       </w:pPr>
       <w:r>
-        <w:t>b)</w:t>
+        <w:t>c)</w:t>
         <w:tab/>
         <w:t>XOR</w:t>
       </w:r>
@@ -1945,19 +1907,9 @@
         <w:pStyle w:val="Choice"/>
       </w:pPr>
       <w:r>
-        <w:t>c)</w:t>
-        <w:tab/>
-        <w:t>XNOR</w:t>
-      </w:r>
-    </w:p>
-    <w:p>
-      <w:pPr>
-        <w:pStyle w:val="Choice"/>
-      </w:pPr>
-      <w:r>
         <w:t>d)</w:t>
         <w:tab/>
-        <w:t>Ningunha</w:t>
+        <w:t>OR</w:t>
       </w:r>
     </w:p>
     <w:p>
@@ -1984,7 +1936,7 @@
               <a:graphicData uri="http://schemas.openxmlformats.org/drawingml/2006/picture">
                 <pic:pic>
                   <pic:nvPicPr>
-                    <pic:cNvPr id="0" name="electric-taboaTricky.png"/>
+                    <pic:cNvPr id="0" name="electric-taboaXnor.png"/>
                     <pic:cNvPicPr/>
                   </pic:nvPicPr>
                   <pic:blipFill>
@@ -2014,7 +1966,7 @@
       <w:r>
         <w:t>a)</w:t>
         <w:tab/>
-        <w:t>Ningunha</w:t>
+        <w:t>XNOR</w:t>
       </w:r>
     </w:p>
     <w:p>
@@ -2034,7 +1986,7 @@
       <w:r>
         <w:t>c)</w:t>
         <w:tab/>
-        <w:t>NOT</w:t>
+        <w:t>NAND</w:t>
       </w:r>
     </w:p>
     <w:p>
@@ -2043,12 +1995,99 @@
       </w:pPr>
       <w:r>
         <w:t>d)</w:t>
+        <w:tab/>
+        <w:t>Ningunha</w:t>
+      </w:r>
+    </w:p>
+    <w:p>
+      <w:pPr>
+        <w:pStyle w:val="ListNumber"/>
+      </w:pPr>
+      <w:r>
+        <w:t>Que función lóxica se corresponde con esta táboa de verdade?</w:t>
+      </w:r>
+    </w:p>
+    <w:p>
+      <w:pPr>
+        <w:pStyle w:val="Image"/>
+      </w:pPr>
+      <w:r>
+        <w:drawing>
+          <wp:inline xmlns:a="http://schemas.openxmlformats.org/drawingml/2006/main" xmlns:pic="http://schemas.openxmlformats.org/drawingml/2006/picture">
+            <wp:extent cx="1433898" cy="1812203"/>
+            <wp:docPr id="20" name="Picture 20"/>
+            <wp:cNvGraphicFramePr>
+              <a:graphicFrameLocks noChangeAspect="1"/>
+            </wp:cNvGraphicFramePr>
+            <a:graphic>
+              <a:graphicData uri="http://schemas.openxmlformats.org/drawingml/2006/picture">
+                <pic:pic>
+                  <pic:nvPicPr>
+                    <pic:cNvPr id="0" name="electric-taboaTricky.png"/>
+                    <pic:cNvPicPr/>
+                  </pic:nvPicPr>
+                  <pic:blipFill>
+                    <a:blip r:embed="rId28"/>
+                    <a:stretch>
+                      <a:fillRect/>
+                    </a:stretch>
+                  </pic:blipFill>
+                  <pic:spPr>
+                    <a:xfrm>
+                      <a:off x="0" y="0"/>
+                      <a:ext cx="1433898" cy="1812203"/>
+                    </a:xfrm>
+                    <a:prstGeom prst="rect"/>
+                  </pic:spPr>
+                </pic:pic>
+              </a:graphicData>
+            </a:graphic>
+          </wp:inline>
+        </w:drawing>
+      </w:r>
+    </w:p>
+    <w:p>
+      <w:pPr>
+        <w:pStyle w:val="Choice"/>
+      </w:pPr>
+      <w:r>
+        <w:t>a)</w:t>
+        <w:tab/>
+        <w:t>Ningunha</w:t>
+      </w:r>
+    </w:p>
+    <w:p>
+      <w:pPr>
+        <w:pStyle w:val="Choice"/>
+      </w:pPr>
+      <w:r>
+        <w:t>b)</w:t>
         <w:tab/>
         <w:t>AND</w:t>
       </w:r>
     </w:p>
     <w:p>
       <w:pPr>
+        <w:pStyle w:val="Choice"/>
+      </w:pPr>
+      <w:r>
+        <w:t>c)</w:t>
+        <w:tab/>
+        <w:t>XOR</w:t>
+      </w:r>
+    </w:p>
+    <w:p>
+      <w:pPr>
+        <w:pStyle w:val="Choice"/>
+      </w:pPr>
+      <w:r>
+        <w:t>d)</w:t>
+        <w:tab/>
+        <w:t>NOT</w:t>
+      </w:r>
+    </w:p>
+    <w:p>
+      <w:pPr>
         <w:pStyle w:val="ListNumber"/>
       </w:pPr>
       <w:r>
@@ -2063,7 +2102,7 @@
         <w:drawing>
           <wp:inline xmlns:a="http://schemas.openxmlformats.org/drawingml/2006/main" xmlns:pic="http://schemas.openxmlformats.org/drawingml/2006/picture">
             <wp:extent cx="1952542" cy="1261419"/>
-            <wp:docPr id="20" name="Picture 20"/>
+            <wp:docPr id="21" name="Picture 21"/>
             <wp:cNvGraphicFramePr>
               <a:graphicFrameLocks noChangeAspect="1"/>
             </wp:cNvGraphicFramePr>
@@ -2075,7 +2114,7 @@
                     <pic:cNvPicPr/>
                   </pic:nvPicPr>
                   <pic:blipFill>
-                    <a:blip r:embed="rId28"/>
+                    <a:blip r:embed="rId29"/>
                     <a:stretch>
                       <a:fillRect/>
                     </a:stretch>
@@ -2101,7 +2140,7 @@
       <w:r>
         <w:t>a)</w:t>
         <w:tab/>
-        <w:t>IF</w:t>
+        <w:t>AND</w:t>
       </w:r>
     </w:p>
     <w:p>
@@ -2110,6 +2149,16 @@
       </w:pPr>
       <w:r>
         <w:t>b)</w:t>
+        <w:tab/>
+        <w:t>NOT</w:t>
+      </w:r>
+    </w:p>
+    <w:p>
+      <w:pPr>
+        <w:pStyle w:val="Choice"/>
+      </w:pPr>
+      <w:r>
+        <w:t>c)</w:t>
         <w:tab/>
         <w:t>NAND</w:t>
       </w:r>
@@ -2119,106 +2168,9 @@
         <w:pStyle w:val="Choice"/>
       </w:pPr>
       <w:r>
-        <w:t>c)</w:t>
-        <w:tab/>
-        <w:t>NOT</w:t>
-      </w:r>
-    </w:p>
-    <w:p>
-      <w:pPr>
-        <w:pStyle w:val="Choice"/>
-      </w:pPr>
-      <w:r>
         <w:t>d)</w:t>
         <w:tab/>
-        <w:t>AND</w:t>
-      </w:r>
-    </w:p>
-    <w:p>
-      <w:pPr>
-        <w:pStyle w:val="ListNumber"/>
-      </w:pPr>
-      <w:r>
-        <w:t>Que función lóxica se constrúe con este circuíto de portas NAND?</w:t>
-      </w:r>
-    </w:p>
-    <w:p>
-      <w:pPr>
-        <w:pStyle w:val="Image"/>
-      </w:pPr>
-      <w:r>
-        <w:drawing>
-          <wp:inline xmlns:a="http://schemas.openxmlformats.org/drawingml/2006/main" xmlns:pic="http://schemas.openxmlformats.org/drawingml/2006/picture">
-            <wp:extent cx="2928813" cy="1892129"/>
-            <wp:docPr id="21" name="Picture 21"/>
-            <wp:cNvGraphicFramePr>
-              <a:graphicFrameLocks noChangeAspect="1"/>
-            </wp:cNvGraphicFramePr>
-            <a:graphic>
-              <a:graphicData uri="http://schemas.openxmlformats.org/drawingml/2006/picture">
-                <pic:pic>
-                  <pic:nvPicPr>
-                    <pic:cNvPr id="0" name="electric-nandOr.png"/>
-                    <pic:cNvPicPr/>
-                  </pic:nvPicPr>
-                  <pic:blipFill>
-                    <a:blip r:embed="rId29"/>
-                    <a:stretch>
-                      <a:fillRect/>
-                    </a:stretch>
-                  </pic:blipFill>
-                  <pic:spPr>
-                    <a:xfrm>
-                      <a:off x="0" y="0"/>
-                      <a:ext cx="2928813" cy="1892129"/>
-                    </a:xfrm>
-                    <a:prstGeom prst="rect"/>
-                  </pic:spPr>
-                </pic:pic>
-              </a:graphicData>
-            </a:graphic>
-          </wp:inline>
-        </w:drawing>
-      </w:r>
-    </w:p>
-    <w:p>
-      <w:pPr>
-        <w:pStyle w:val="Choice"/>
-      </w:pPr>
-      <w:r>
-        <w:t>a)</w:t>
-        <w:tab/>
-        <w:t>AND</w:t>
-      </w:r>
-    </w:p>
-    <w:p>
-      <w:pPr>
-        <w:pStyle w:val="Choice"/>
-      </w:pPr>
-      <w:r>
-        <w:t>b)</w:t>
-        <w:tab/>
-        <w:t>XOR</w:t>
-      </w:r>
-    </w:p>
-    <w:p>
-      <w:pPr>
-        <w:pStyle w:val="Choice"/>
-      </w:pPr>
-      <w:r>
-        <w:t>c)</w:t>
-        <w:tab/>
-        <w:t>OR</w:t>
-      </w:r>
-    </w:p>
-    <w:p>
-      <w:pPr>
-        <w:pStyle w:val="Choice"/>
-      </w:pPr>
-      <w:r>
-        <w:t>d)</w:t>
-        <w:tab/>
-        <w:t>NOR</w:t>
+        <w:t>IF</w:t>
       </w:r>
     </w:p>
     <w:p>
@@ -2245,7 +2197,7 @@
               <a:graphicData uri="http://schemas.openxmlformats.org/drawingml/2006/picture">
                 <pic:pic>
                   <pic:nvPicPr>
-                    <pic:cNvPr id="0" name="electric-nandAnd.png"/>
+                    <pic:cNvPr id="0" name="electric-nandOr.png"/>
                     <pic:cNvPicPr/>
                   </pic:nvPicPr>
                   <pic:blipFill>
@@ -2275,7 +2227,7 @@
       <w:r>
         <w:t>a)</w:t>
         <w:tab/>
-        <w:t>XOR</w:t>
+        <w:t>NOR</w:t>
       </w:r>
     </w:p>
     <w:p>
@@ -2295,7 +2247,7 @@
       <w:r>
         <w:t>c)</w:t>
         <w:tab/>
-        <w:t>NOT</w:t>
+        <w:t>OR</w:t>
       </w:r>
     </w:p>
     <w:p>
@@ -2305,7 +2257,7 @@
       <w:r>
         <w:t>d)</w:t>
         <w:tab/>
-        <w:t>OR</w:t>
+        <w:t>XOR</w:t>
       </w:r>
     </w:p>
     <w:p>
@@ -2332,7 +2284,7 @@
               <a:graphicData uri="http://schemas.openxmlformats.org/drawingml/2006/picture">
                 <pic:pic>
                   <pic:nvPicPr>
-                    <pic:cNvPr id="0" name="electric-nandNor.png"/>
+                    <pic:cNvPr id="0" name="electric-nandAnd.png"/>
                     <pic:cNvPicPr/>
                   </pic:nvPicPr>
                   <pic:blipFill>
@@ -2362,7 +2314,7 @@
       <w:r>
         <w:t>a)</w:t>
         <w:tab/>
-        <w:t>NOR</w:t>
+        <w:t>AND</w:t>
       </w:r>
     </w:p>
     <w:p>
@@ -2372,7 +2324,7 @@
       <w:r>
         <w:t>b)</w:t>
         <w:tab/>
-        <w:t>NOT</w:t>
+        <w:t>XOR</w:t>
       </w:r>
     </w:p>
     <w:p>
@@ -2382,7 +2334,7 @@
       <w:r>
         <w:t>c)</w:t>
         <w:tab/>
-        <w:t>XNOR</w:t>
+        <w:t>OR</w:t>
       </w:r>
     </w:p>
     <w:p>
@@ -2392,7 +2344,7 @@
       <w:r>
         <w:t>d)</w:t>
         <w:tab/>
-        <w:t>XOR</w:t>
+        <w:t>NOT</w:t>
       </w:r>
     </w:p>
     <w:p>
@@ -2419,7 +2371,7 @@
               <a:graphicData uri="http://schemas.openxmlformats.org/drawingml/2006/picture">
                 <pic:pic>
                   <pic:nvPicPr>
-                    <pic:cNvPr id="0" name="electric-nandXor.png"/>
+                    <pic:cNvPr id="0" name="electric-nandNor.png"/>
                     <pic:cNvPicPr/>
                   </pic:nvPicPr>
                   <pic:blipFill>
@@ -2449,6 +2401,16 @@
       <w:r>
         <w:t>a)</w:t>
         <w:tab/>
+        <w:t>XOR</w:t>
+      </w:r>
+    </w:p>
+    <w:p>
+      <w:pPr>
+        <w:pStyle w:val="Choice"/>
+      </w:pPr>
+      <w:r>
+        <w:t>b)</w:t>
+        <w:tab/>
         <w:t>NOR</w:t>
       </w:r>
     </w:p>
@@ -2457,19 +2419,9 @@
         <w:pStyle w:val="Choice"/>
       </w:pPr>
       <w:r>
-        <w:t>b)</w:t>
-        <w:tab/>
-        <w:t>AND</w:t>
-      </w:r>
-    </w:p>
-    <w:p>
-      <w:pPr>
-        <w:pStyle w:val="Choice"/>
-      </w:pPr>
-      <w:r>
         <w:t>c)</w:t>
         <w:tab/>
-        <w:t>XOR</w:t>
+        <w:t>NOT</w:t>
       </w:r>
     </w:p>
     <w:p>
@@ -2506,7 +2458,7 @@
               <a:graphicData uri="http://schemas.openxmlformats.org/drawingml/2006/picture">
                 <pic:pic>
                   <pic:nvPicPr>
-                    <pic:cNvPr id="0" name="electric-nandXnor.png"/>
+                    <pic:cNvPr id="0" name="electric-nandXor.png"/>
                     <pic:cNvPicPr/>
                   </pic:nvPicPr>
                   <pic:blipFill>
@@ -2536,6 +2488,26 @@
       <w:r>
         <w:t>a)</w:t>
         <w:tab/>
+        <w:t>NOR</w:t>
+      </w:r>
+    </w:p>
+    <w:p>
+      <w:pPr>
+        <w:pStyle w:val="Choice"/>
+      </w:pPr>
+      <w:r>
+        <w:t>b)</w:t>
+        <w:tab/>
+        <w:t>AND</w:t>
+      </w:r>
+    </w:p>
+    <w:p>
+      <w:pPr>
+        <w:pStyle w:val="Choice"/>
+      </w:pPr>
+      <w:r>
+        <w:t>c)</w:t>
+        <w:tab/>
         <w:t>XOR</w:t>
       </w:r>
     </w:p>
@@ -2544,9 +2516,76 @@
         <w:pStyle w:val="Choice"/>
       </w:pPr>
       <w:r>
+        <w:t>d)</w:t>
+        <w:tab/>
+        <w:t>XNOR</w:t>
+      </w:r>
+    </w:p>
+    <w:p>
+      <w:pPr>
+        <w:pStyle w:val="ListNumber"/>
+      </w:pPr>
+      <w:r>
+        <w:t>Que función lóxica se constrúe con este circuíto de portas NAND?</w:t>
+      </w:r>
+    </w:p>
+    <w:p>
+      <w:pPr>
+        <w:pStyle w:val="Image"/>
+      </w:pPr>
+      <w:r>
+        <w:drawing>
+          <wp:inline xmlns:a="http://schemas.openxmlformats.org/drawingml/2006/main" xmlns:pic="http://schemas.openxmlformats.org/drawingml/2006/picture">
+            <wp:extent cx="2928813" cy="1892129"/>
+            <wp:docPr id="26" name="Picture 26"/>
+            <wp:cNvGraphicFramePr>
+              <a:graphicFrameLocks noChangeAspect="1"/>
+            </wp:cNvGraphicFramePr>
+            <a:graphic>
+              <a:graphicData uri="http://schemas.openxmlformats.org/drawingml/2006/picture">
+                <pic:pic>
+                  <pic:nvPicPr>
+                    <pic:cNvPr id="0" name="electric-nandXnor.png"/>
+                    <pic:cNvPicPr/>
+                  </pic:nvPicPr>
+                  <pic:blipFill>
+                    <a:blip r:embed="rId34"/>
+                    <a:stretch>
+                      <a:fillRect/>
+                    </a:stretch>
+                  </pic:blipFill>
+                  <pic:spPr>
+                    <a:xfrm>
+                      <a:off x="0" y="0"/>
+                      <a:ext cx="2928813" cy="1892129"/>
+                    </a:xfrm>
+                    <a:prstGeom prst="rect"/>
+                  </pic:spPr>
+                </pic:pic>
+              </a:graphicData>
+            </a:graphic>
+          </wp:inline>
+        </w:drawing>
+      </w:r>
+    </w:p>
+    <w:p>
+      <w:pPr>
+        <w:pStyle w:val="Choice"/>
+      </w:pPr>
+      <w:r>
+        <w:t>a)</w:t>
+        <w:tab/>
+        <w:t>XNOR</w:t>
+      </w:r>
+    </w:p>
+    <w:p>
+      <w:pPr>
+        <w:pStyle w:val="Choice"/>
+      </w:pPr>
+      <w:r>
         <w:t>b)</w:t>
         <w:tab/>
-        <w:t>NOT</w:t>
+        <w:t>XOR</w:t>
       </w:r>
     </w:p>
     <w:p>
@@ -2566,7 +2605,7 @@
       <w:r>
         <w:t>d)</w:t>
         <w:tab/>
-        <w:t>XNOR</w:t>
+        <w:t>NOT</w:t>
       </w:r>
     </w:p>
     <w:sectPr>

--- a/build/gal_electric_digital.docx
+++ b/build/gal_electric_digital.docx
@@ -7,7 +7,7 @@
         <w:pStyle w:val="Heading1"/>
       </w:pPr>
       <w:r>
-        <w:t>Electricity. dixital.</w:t>
+        <w:t>Electricidade. dixital.</w:t>
       </w:r>
     </w:p>
     <w:p>
@@ -25,7 +25,7 @@
       <w:r>
         <w:t>a)</w:t>
         <w:tab/>
-        <w:t>A resistencia</w:t>
+        <w:t>O transistor</w:t>
       </w:r>
     </w:p>
     <w:p>
@@ -35,7 +35,7 @@
       <w:r>
         <w:t>b)</w:t>
         <w:tab/>
-        <w:t>O transistor</w:t>
+        <w:t>A resistencia</w:t>
       </w:r>
     </w:p>
     <w:p>
@@ -83,6 +83,16 @@
       <w:r>
         <w:t>b)</w:t>
         <w:tab/>
+        <w:t>XOR</w:t>
+      </w:r>
+    </w:p>
+    <w:p>
+      <w:pPr>
+        <w:pStyle w:val="Choice"/>
+      </w:pPr>
+      <w:r>
+        <w:t>c)</w:t>
+        <w:tab/>
         <w:t>TOR</w:t>
       </w:r>
     </w:p>
@@ -91,19 +101,9 @@
         <w:pStyle w:val="Choice"/>
       </w:pPr>
       <w:r>
-        <w:t>c)</w:t>
+        <w:t>d)</w:t>
         <w:tab/>
         <w:t>OR</w:t>
-      </w:r>
-    </w:p>
-    <w:p>
-      <w:pPr>
-        <w:pStyle w:val="Choice"/>
-      </w:pPr>
-      <w:r>
-        <w:t>d)</w:t>
-        <w:tab/>
-        <w:t>XOR</w:t>
       </w:r>
     </w:p>
     <w:p>
@@ -131,7 +131,7 @@
       <w:r>
         <w:t>b)</w:t>
         <w:tab/>
-        <w:t>AND</w:t>
+        <w:t>OR</w:t>
       </w:r>
     </w:p>
     <w:p>
@@ -141,7 +141,7 @@
       <w:r>
         <w:t>c)</w:t>
         <w:tab/>
-        <w:t>OR</w:t>
+        <w:t>AND</w:t>
       </w:r>
     </w:p>
     <w:p>
@@ -169,6 +169,16 @@
       <w:r>
         <w:t>a)</w:t>
         <w:tab/>
+        <w:t>A entrada S a 1 fará que a saída se poña a 0 e a entrada R que se poña a 1.</w:t>
+      </w:r>
+    </w:p>
+    <w:p>
+      <w:pPr>
+        <w:pStyle w:val="Choice"/>
+      </w:pPr>
+      <w:r>
+        <w:t>b)</w:t>
+        <w:tab/>
         <w:t>A entrada S fará que a saída se poña a 1, independentemente da R.</w:t>
       </w:r>
     </w:p>
@@ -177,9 +187,9 @@
         <w:pStyle w:val="Choice"/>
       </w:pPr>
       <w:r>
-        <w:t>b)</w:t>
+        <w:t>c)</w:t>
         <w:tab/>
-        <w:t>A entrada S a 1 fará que a saída se poña a 0 e a entrada R que se poña a 1.</w:t>
+        <w:t>A entrada R a 1 fará que a saída se poña a 1 e se está a 0 a saída será 0</w:t>
       </w:r>
     </w:p>
     <w:p>
@@ -187,19 +197,9 @@
         <w:pStyle w:val="Choice"/>
       </w:pPr>
       <w:r>
-        <w:t>c)</w:t>
+        <w:t>d)</w:t>
         <w:tab/>
         <w:t xml:space="preserve">A entrada S a 1 fará que a saída se poña a 1 e a entrada R que se poña a 0. </w:t>
-      </w:r>
-    </w:p>
-    <w:p>
-      <w:pPr>
-        <w:pStyle w:val="Choice"/>
-      </w:pPr>
-      <w:r>
-        <w:t>d)</w:t>
-        <w:tab/>
-        <w:t>A entrada R a 1 fará que a saída se poña a 1 e se está a 0 a saída será 0</w:t>
       </w:r>
     </w:p>
     <w:p>
@@ -227,6 +227,16 @@
       <w:r>
         <w:t>b)</w:t>
         <w:tab/>
+        <w:t>Cando E estea a 0, a saída será o estado de D. Se E está a 1, manterá o último estado.</w:t>
+      </w:r>
+    </w:p>
+    <w:p>
+      <w:pPr>
+        <w:pStyle w:val="Choice"/>
+      </w:pPr>
+      <w:r>
+        <w:t>c)</w:t>
+        <w:tab/>
         <w:t>Cando D estea a 1, a saída será o estado de E. Se D está a 0, manterá o último estado</w:t>
       </w:r>
     </w:p>
@@ -235,19 +245,9 @@
         <w:pStyle w:val="Choice"/>
       </w:pPr>
       <w:r>
-        <w:t>c)</w:t>
+        <w:t>d)</w:t>
         <w:tab/>
         <w:t>Cando E estea a 1, a saída será 1 ou 0 dependendo de se D estaba antes a 1 ou se non estaba antes a 1 e si a 0, sempre e cando E siga a estar a 0 ou a 1.</w:t>
-      </w:r>
-    </w:p>
-    <w:p>
-      <w:pPr>
-        <w:pStyle w:val="Choice"/>
-      </w:pPr>
-      <w:r>
-        <w:t>d)</w:t>
-        <w:tab/>
-        <w:t>Cando E estea a 0, a saída será o estado de D. Se E está a 1, manterá o último estado.</w:t>
       </w:r>
     </w:p>
     <w:p>
@@ -275,7 +275,7 @@
       <w:r>
         <w:t>b)</w:t>
         <w:tab/>
-        <w:t>Bill Gates</w:t>
+        <w:t>William Shockley</w:t>
       </w:r>
     </w:p>
     <w:p>
@@ -285,7 +285,7 @@
       <w:r>
         <w:t>c)</w:t>
         <w:tab/>
-        <w:t>William Shockley</w:t>
+        <w:t>Bill Gates</w:t>
       </w:r>
     </w:p>
     <w:p>
@@ -313,7 +313,7 @@
       <w:r>
         <w:t>a)</w:t>
         <w:tab/>
-        <w:t>1934</w:t>
+        <w:t>1904</w:t>
       </w:r>
     </w:p>
     <w:p>
@@ -343,7 +343,7 @@
       <w:r>
         <w:t>d)</w:t>
         <w:tab/>
-        <w:t>1904</w:t>
+        <w:t>1934</w:t>
       </w:r>
     </w:p>
     <w:p>
@@ -420,7 +420,7 @@
       <w:r>
         <w:t>c)</w:t>
         <w:tab/>
-        <w:t>NAND</w:t>
+        <w:t>NOT</w:t>
       </w:r>
     </w:p>
     <w:p>
@@ -430,7 +430,7 @@
       <w:r>
         <w:t>d)</w:t>
         <w:tab/>
-        <w:t>NOT</w:t>
+        <w:t>NAND</w:t>
       </w:r>
     </w:p>
     <w:p>
@@ -487,7 +487,7 @@
       <w:r>
         <w:t>a)</w:t>
         <w:tab/>
-        <w:t>OR</w:t>
+        <w:t>NOR</w:t>
       </w:r>
     </w:p>
     <w:p>
@@ -517,7 +517,7 @@
       <w:r>
         <w:t>d)</w:t>
         <w:tab/>
-        <w:t>NOR</w:t>
+        <w:t>OR</w:t>
       </w:r>
     </w:p>
     <w:p>
@@ -574,6 +574,16 @@
       <w:r>
         <w:t>a)</w:t>
         <w:tab/>
+        <w:t>XOR</w:t>
+      </w:r>
+    </w:p>
+    <w:p>
+      <w:pPr>
+        <w:pStyle w:val="Choice"/>
+      </w:pPr>
+      <w:r>
+        <w:t>b)</w:t>
+        <w:tab/>
         <w:t>OR</w:t>
       </w:r>
     </w:p>
@@ -582,9 +592,9 @@
         <w:pStyle w:val="Choice"/>
       </w:pPr>
       <w:r>
-        <w:t>b)</w:t>
+        <w:t>c)</w:t>
         <w:tab/>
-        <w:t>XOR</w:t>
+        <w:t>NAND</w:t>
       </w:r>
     </w:p>
     <w:p>
@@ -592,19 +602,9 @@
         <w:pStyle w:val="Choice"/>
       </w:pPr>
       <w:r>
-        <w:t>c)</w:t>
+        <w:t>d)</w:t>
         <w:tab/>
         <w:t>AND</w:t>
-      </w:r>
-    </w:p>
-    <w:p>
-      <w:pPr>
-        <w:pStyle w:val="Choice"/>
-      </w:pPr>
-      <w:r>
-        <w:t>d)</w:t>
-        <w:tab/>
-        <w:t>NAND</w:t>
       </w:r>
     </w:p>
     <w:p>
@@ -671,7 +671,7 @@
       <w:r>
         <w:t>b)</w:t>
         <w:tab/>
-        <w:t>NOR</w:t>
+        <w:t>NOT</w:t>
       </w:r>
     </w:p>
     <w:p>
@@ -691,7 +691,7 @@
       <w:r>
         <w:t>d)</w:t>
         <w:tab/>
-        <w:t>NOT</w:t>
+        <w:t>NOR</w:t>
       </w:r>
     </w:p>
     <w:p>
@@ -748,7 +748,7 @@
       <w:r>
         <w:t>a)</w:t>
         <w:tab/>
-        <w:t>NOR</w:t>
+        <w:t>NAND</w:t>
       </w:r>
     </w:p>
     <w:p>
@@ -758,7 +758,7 @@
       <w:r>
         <w:t>b)</w:t>
         <w:tab/>
-        <w:t>NOT</w:t>
+        <w:t>NOR</w:t>
       </w:r>
     </w:p>
     <w:p>
@@ -778,7 +778,7 @@
       <w:r>
         <w:t>d)</w:t>
         <w:tab/>
-        <w:t>NAND</w:t>
+        <w:t>NOT</w:t>
       </w:r>
     </w:p>
     <w:p>
@@ -845,7 +845,7 @@
       <w:r>
         <w:t>b)</w:t>
         <w:tab/>
-        <w:t>NOR</w:t>
+        <w:t>XOR</w:t>
       </w:r>
     </w:p>
     <w:p>
@@ -855,7 +855,7 @@
       <w:r>
         <w:t>c)</w:t>
         <w:tab/>
-        <w:t>XOR</w:t>
+        <w:t>NOR</w:t>
       </w:r>
     </w:p>
     <w:p>
@@ -942,7 +942,7 @@
       <w:r>
         <w:t>c)</w:t>
         <w:tab/>
-        <w:t>XNOR</w:t>
+        <w:t>OR</w:t>
       </w:r>
     </w:p>
     <w:p>
@@ -952,7 +952,7 @@
       <w:r>
         <w:t>d)</w:t>
         <w:tab/>
-        <w:t>OR</w:t>
+        <w:t>XNOR</w:t>
       </w:r>
     </w:p>
     <w:p>
@@ -1009,7 +1009,7 @@
       <w:r>
         <w:t>a)</w:t>
         <w:tab/>
-        <w:t>OR</w:t>
+        <w:t>AND</w:t>
       </w:r>
     </w:p>
     <w:p>
@@ -1018,16 +1018,6 @@
       </w:pPr>
       <w:r>
         <w:t>b)</w:t>
-        <w:tab/>
-        <w:t>NOR</w:t>
-      </w:r>
-    </w:p>
-    <w:p>
-      <w:pPr>
-        <w:pStyle w:val="Choice"/>
-      </w:pPr>
-      <w:r>
-        <w:t>c)</w:t>
         <w:tab/>
         <w:t>NAND</w:t>
       </w:r>
@@ -1037,9 +1027,19 @@
         <w:pStyle w:val="Choice"/>
       </w:pPr>
       <w:r>
+        <w:t>c)</w:t>
+        <w:tab/>
+        <w:t>OR</w:t>
+      </w:r>
+    </w:p>
+    <w:p>
+      <w:pPr>
+        <w:pStyle w:val="Choice"/>
+      </w:pPr>
+      <w:r>
         <w:t>d)</w:t>
         <w:tab/>
-        <w:t>AND</w:t>
+        <w:t>NOR</w:t>
       </w:r>
     </w:p>
     <w:p>
@@ -1096,16 +1096,6 @@
       <w:r>
         <w:t>a)</w:t>
         <w:tab/>
-        <w:t>AND</w:t>
-      </w:r>
-    </w:p>
-    <w:p>
-      <w:pPr>
-        <w:pStyle w:val="Choice"/>
-      </w:pPr>
-      <w:r>
-        <w:t>b)</w:t>
-        <w:tab/>
         <w:t>OR</w:t>
       </w:r>
     </w:p>
@@ -1114,9 +1104,19 @@
         <w:pStyle w:val="Choice"/>
       </w:pPr>
       <w:r>
+        <w:t>b)</w:t>
+        <w:tab/>
+        <w:t>XOR</w:t>
+      </w:r>
+    </w:p>
+    <w:p>
+      <w:pPr>
+        <w:pStyle w:val="Choice"/>
+      </w:pPr>
+      <w:r>
         <w:t>c)</w:t>
         <w:tab/>
-        <w:t>XOR</w:t>
+        <w:t>AND</w:t>
       </w:r>
     </w:p>
     <w:p>
@@ -1183,7 +1183,7 @@
       <w:r>
         <w:t>a)</w:t>
         <w:tab/>
-        <w:t>AND</w:t>
+        <w:t>XAND</w:t>
       </w:r>
     </w:p>
     <w:p>
@@ -1203,7 +1203,7 @@
       <w:r>
         <w:t>c)</w:t>
         <w:tab/>
-        <w:t>OR</w:t>
+        <w:t>AND</w:t>
       </w:r>
     </w:p>
     <w:p>
@@ -1213,7 +1213,7 @@
       <w:r>
         <w:t>d)</w:t>
         <w:tab/>
-        <w:t>XAND</w:t>
+        <w:t>OR</w:t>
       </w:r>
     </w:p>
     <w:p>
@@ -1270,7 +1270,7 @@
       <w:r>
         <w:t>a)</w:t>
         <w:tab/>
-        <w:t>OR</w:t>
+        <w:t>AND</w:t>
       </w:r>
     </w:p>
     <w:p>
@@ -1279,16 +1279,6 @@
       </w:pPr>
       <w:r>
         <w:t>b)</w:t>
-        <w:tab/>
-        <w:t>NOR</w:t>
-      </w:r>
-    </w:p>
-    <w:p>
-      <w:pPr>
-        <w:pStyle w:val="Choice"/>
-      </w:pPr>
-      <w:r>
-        <w:t>c)</w:t>
         <w:tab/>
         <w:t>NAND</w:t>
       </w:r>
@@ -1298,9 +1288,19 @@
         <w:pStyle w:val="Choice"/>
       </w:pPr>
       <w:r>
+        <w:t>c)</w:t>
+        <w:tab/>
+        <w:t>OR</w:t>
+      </w:r>
+    </w:p>
+    <w:p>
+      <w:pPr>
+        <w:pStyle w:val="Choice"/>
+      </w:pPr>
+      <w:r>
         <w:t>d)</w:t>
         <w:tab/>
-        <w:t>AND</w:t>
+        <w:t>NOR</w:t>
       </w:r>
     </w:p>
     <w:p>
@@ -1357,6 +1357,16 @@
       <w:r>
         <w:t>a)</w:t>
         <w:tab/>
+        <w:t>NOT</w:t>
+      </w:r>
+    </w:p>
+    <w:p>
+      <w:pPr>
+        <w:pStyle w:val="Choice"/>
+      </w:pPr>
+      <w:r>
+        <w:t>b)</w:t>
+        <w:tab/>
         <w:t>OR</w:t>
       </w:r>
     </w:p>
@@ -1365,7 +1375,7 @@
         <w:pStyle w:val="Choice"/>
       </w:pPr>
       <w:r>
-        <w:t>b)</w:t>
+        <w:t>c)</w:t>
         <w:tab/>
         <w:t>AND</w:t>
       </w:r>
@@ -1375,19 +1385,9 @@
         <w:pStyle w:val="Choice"/>
       </w:pPr>
       <w:r>
-        <w:t>c)</w:t>
+        <w:t>d)</w:t>
         <w:tab/>
         <w:t>NOR</w:t>
-      </w:r>
-    </w:p>
-    <w:p>
-      <w:pPr>
-        <w:pStyle w:val="Choice"/>
-      </w:pPr>
-      <w:r>
-        <w:t>d)</w:t>
-        <w:tab/>
-        <w:t>NOT</w:t>
       </w:r>
     </w:p>
     <w:p>
@@ -1444,6 +1444,16 @@
       <w:r>
         <w:t>a)</w:t>
         <w:tab/>
+        <w:t>NOR</w:t>
+      </w:r>
+    </w:p>
+    <w:p>
+      <w:pPr>
+        <w:pStyle w:val="Choice"/>
+      </w:pPr>
+      <w:r>
+        <w:t>b)</w:t>
+        <w:tab/>
         <w:t>NOT</w:t>
       </w:r>
     </w:p>
@@ -1452,7 +1462,7 @@
         <w:pStyle w:val="Choice"/>
       </w:pPr>
       <w:r>
-        <w:t>b)</w:t>
+        <w:t>c)</w:t>
         <w:tab/>
         <w:t>AND</w:t>
       </w:r>
@@ -1462,19 +1472,9 @@
         <w:pStyle w:val="Choice"/>
       </w:pPr>
       <w:r>
-        <w:t>c)</w:t>
+        <w:t>d)</w:t>
         <w:tab/>
         <w:t>OR</w:t>
-      </w:r>
-    </w:p>
-    <w:p>
-      <w:pPr>
-        <w:pStyle w:val="Choice"/>
-      </w:pPr>
-      <w:r>
-        <w:t>d)</w:t>
-        <w:tab/>
-        <w:t>NOR</w:t>
       </w:r>
     </w:p>
     <w:p>
@@ -1531,7 +1531,7 @@
       <w:r>
         <w:t>a)</w:t>
         <w:tab/>
-        <w:t>OR</w:t>
+        <w:t>NOR</w:t>
       </w:r>
     </w:p>
     <w:p>
@@ -1540,16 +1540,6 @@
       </w:pPr>
       <w:r>
         <w:t>b)</w:t>
-        <w:tab/>
-        <w:t>NOT</w:t>
-      </w:r>
-    </w:p>
-    <w:p>
-      <w:pPr>
-        <w:pStyle w:val="Choice"/>
-      </w:pPr>
-      <w:r>
-        <w:t>c)</w:t>
         <w:tab/>
         <w:t>AND</w:t>
       </w:r>
@@ -1559,9 +1549,19 @@
         <w:pStyle w:val="Choice"/>
       </w:pPr>
       <w:r>
+        <w:t>c)</w:t>
+        <w:tab/>
+        <w:t>OR</w:t>
+      </w:r>
+    </w:p>
+    <w:p>
+      <w:pPr>
+        <w:pStyle w:val="Choice"/>
+      </w:pPr>
+      <w:r>
         <w:t>d)</w:t>
         <w:tab/>
-        <w:t>NOR</w:t>
+        <w:t>NOT</w:t>
       </w:r>
     </w:p>
     <w:p>
@@ -1618,6 +1618,26 @@
       <w:r>
         <w:t>a)</w:t>
         <w:tab/>
+        <w:t>NOR</w:t>
+      </w:r>
+    </w:p>
+    <w:p>
+      <w:pPr>
+        <w:pStyle w:val="Choice"/>
+      </w:pPr>
+      <w:r>
+        <w:t>b)</w:t>
+        <w:tab/>
+        <w:t>AND</w:t>
+      </w:r>
+    </w:p>
+    <w:p>
+      <w:pPr>
+        <w:pStyle w:val="Choice"/>
+      </w:pPr>
+      <w:r>
+        <w:t>c)</w:t>
+        <w:tab/>
         <w:t>OR</w:t>
       </w:r>
     </w:p>
@@ -1626,29 +1646,9 @@
         <w:pStyle w:val="Choice"/>
       </w:pPr>
       <w:r>
-        <w:t>b)</w:t>
-        <w:tab/>
-        <w:t>NOR</w:t>
-      </w:r>
-    </w:p>
-    <w:p>
-      <w:pPr>
-        <w:pStyle w:val="Choice"/>
-      </w:pPr>
-      <w:r>
-        <w:t>c)</w:t>
+        <w:t>d)</w:t>
         <w:tab/>
         <w:t>XOR</w:t>
-      </w:r>
-    </w:p>
-    <w:p>
-      <w:pPr>
-        <w:pStyle w:val="Choice"/>
-      </w:pPr>
-      <w:r>
-        <w:t>d)</w:t>
-        <w:tab/>
-        <w:t>AND</w:t>
       </w:r>
     </w:p>
     <w:p>
@@ -1705,7 +1705,7 @@
       <w:r>
         <w:t>a)</w:t>
         <w:tab/>
-        <w:t>XNOR</w:t>
+        <w:t>OR</w:t>
       </w:r>
     </w:p>
     <w:p>
@@ -1714,6 +1714,16 @@
       </w:pPr>
       <w:r>
         <w:t>b)</w:t>
+        <w:tab/>
+        <w:t>NOT</w:t>
+      </w:r>
+    </w:p>
+    <w:p>
+      <w:pPr>
+        <w:pStyle w:val="Choice"/>
+      </w:pPr>
+      <w:r>
+        <w:t>c)</w:t>
         <w:tab/>
         <w:t>NOR</w:t>
       </w:r>
@@ -1723,19 +1733,9 @@
         <w:pStyle w:val="Choice"/>
       </w:pPr>
       <w:r>
-        <w:t>c)</w:t>
-        <w:tab/>
-        <w:t>OR</w:t>
-      </w:r>
-    </w:p>
-    <w:p>
-      <w:pPr>
-        <w:pStyle w:val="Choice"/>
-      </w:pPr>
-      <w:r>
         <w:t>d)</w:t>
         <w:tab/>
-        <w:t>NOT</w:t>
+        <w:t>XNOR</w:t>
       </w:r>
     </w:p>
     <w:p>
@@ -1792,16 +1792,6 @@
       <w:r>
         <w:t>a)</w:t>
         <w:tab/>
-        <w:t>AND</w:t>
-      </w:r>
-    </w:p>
-    <w:p>
-      <w:pPr>
-        <w:pStyle w:val="Choice"/>
-      </w:pPr>
-      <w:r>
-        <w:t>b)</w:t>
-        <w:tab/>
         <w:t>NAND</w:t>
       </w:r>
     </w:p>
@@ -1810,9 +1800,19 @@
         <w:pStyle w:val="Choice"/>
       </w:pPr>
       <w:r>
+        <w:t>b)</w:t>
+        <w:tab/>
+        <w:t>XOR</w:t>
+      </w:r>
+    </w:p>
+    <w:p>
+      <w:pPr>
+        <w:pStyle w:val="Choice"/>
+      </w:pPr>
+      <w:r>
         <w:t>c)</w:t>
         <w:tab/>
-        <w:t>XOR</w:t>
+        <w:t>AND</w:t>
       </w:r>
     </w:p>
     <w:p>
@@ -1889,16 +1889,6 @@
       <w:r>
         <w:t>b)</w:t>
         <w:tab/>
-        <w:t>NAND</w:t>
-      </w:r>
-    </w:p>
-    <w:p>
-      <w:pPr>
-        <w:pStyle w:val="Choice"/>
-      </w:pPr>
-      <w:r>
-        <w:t>c)</w:t>
-        <w:tab/>
         <w:t>XOR</w:t>
       </w:r>
     </w:p>
@@ -1907,9 +1897,19 @@
         <w:pStyle w:val="Choice"/>
       </w:pPr>
       <w:r>
+        <w:t>c)</w:t>
+        <w:tab/>
+        <w:t>OR</w:t>
+      </w:r>
+    </w:p>
+    <w:p>
+      <w:pPr>
+        <w:pStyle w:val="Choice"/>
+      </w:pPr>
+      <w:r>
         <w:t>d)</w:t>
         <w:tab/>
-        <w:t>OR</w:t>
+        <w:t>NAND</w:t>
       </w:r>
     </w:p>
     <w:p>
@@ -1966,6 +1966,16 @@
       <w:r>
         <w:t>a)</w:t>
         <w:tab/>
+        <w:t>Ningunha</w:t>
+      </w:r>
+    </w:p>
+    <w:p>
+      <w:pPr>
+        <w:pStyle w:val="Choice"/>
+      </w:pPr>
+      <w:r>
+        <w:t>b)</w:t>
+        <w:tab/>
         <w:t>XNOR</w:t>
       </w:r>
     </w:p>
@@ -1974,7 +1984,7 @@
         <w:pStyle w:val="Choice"/>
       </w:pPr>
       <w:r>
-        <w:t>b)</w:t>
+        <w:t>c)</w:t>
         <w:tab/>
         <w:t>XOR</w:t>
       </w:r>
@@ -1984,19 +1994,9 @@
         <w:pStyle w:val="Choice"/>
       </w:pPr>
       <w:r>
-        <w:t>c)</w:t>
+        <w:t>d)</w:t>
         <w:tab/>
         <w:t>NAND</w:t>
-      </w:r>
-    </w:p>
-    <w:p>
-      <w:pPr>
-        <w:pStyle w:val="Choice"/>
-      </w:pPr>
-      <w:r>
-        <w:t>d)</w:t>
-        <w:tab/>
-        <w:t>Ningunha</w:t>
       </w:r>
     </w:p>
     <w:p>
@@ -2053,7 +2053,7 @@
       <w:r>
         <w:t>a)</w:t>
         <w:tab/>
-        <w:t>Ningunha</w:t>
+        <w:t>NOT</w:t>
       </w:r>
     </w:p>
     <w:p>
@@ -2062,6 +2062,16 @@
       </w:pPr>
       <w:r>
         <w:t>b)</w:t>
+        <w:tab/>
+        <w:t>XOR</w:t>
+      </w:r>
+    </w:p>
+    <w:p>
+      <w:pPr>
+        <w:pStyle w:val="Choice"/>
+      </w:pPr>
+      <w:r>
+        <w:t>c)</w:t>
         <w:tab/>
         <w:t>AND</w:t>
       </w:r>
@@ -2071,19 +2081,9 @@
         <w:pStyle w:val="Choice"/>
       </w:pPr>
       <w:r>
-        <w:t>c)</w:t>
-        <w:tab/>
-        <w:t>XOR</w:t>
-      </w:r>
-    </w:p>
-    <w:p>
-      <w:pPr>
-        <w:pStyle w:val="Choice"/>
-      </w:pPr>
-      <w:r>
         <w:t>d)</w:t>
         <w:tab/>
-        <w:t>NOT</w:t>
+        <w:t>Ningunha</w:t>
       </w:r>
     </w:p>
     <w:p>
@@ -2140,6 +2140,16 @@
       <w:r>
         <w:t>a)</w:t>
         <w:tab/>
+        <w:t>NAND</w:t>
+      </w:r>
+    </w:p>
+    <w:p>
+      <w:pPr>
+        <w:pStyle w:val="Choice"/>
+      </w:pPr>
+      <w:r>
+        <w:t>b)</w:t>
+        <w:tab/>
         <w:t>AND</w:t>
       </w:r>
     </w:p>
@@ -2148,9 +2158,9 @@
         <w:pStyle w:val="Choice"/>
       </w:pPr>
       <w:r>
-        <w:t>b)</w:t>
+        <w:t>c)</w:t>
         <w:tab/>
-        <w:t>NOT</w:t>
+        <w:t>IF</w:t>
       </w:r>
     </w:p>
     <w:p>
@@ -2158,19 +2168,9 @@
         <w:pStyle w:val="Choice"/>
       </w:pPr>
       <w:r>
-        <w:t>c)</w:t>
-        <w:tab/>
-        <w:t>NAND</w:t>
-      </w:r>
-    </w:p>
-    <w:p>
-      <w:pPr>
-        <w:pStyle w:val="Choice"/>
-      </w:pPr>
-      <w:r>
         <w:t>d)</w:t>
         <w:tab/>
-        <w:t>IF</w:t>
+        <w:t>NOT</w:t>
       </w:r>
     </w:p>
     <w:p>
@@ -2227,16 +2227,6 @@
       <w:r>
         <w:t>a)</w:t>
         <w:tab/>
-        <w:t>NOR</w:t>
-      </w:r>
-    </w:p>
-    <w:p>
-      <w:pPr>
-        <w:pStyle w:val="Choice"/>
-      </w:pPr>
-      <w:r>
-        <w:t>b)</w:t>
-        <w:tab/>
         <w:t>AND</w:t>
       </w:r>
     </w:p>
@@ -2245,9 +2235,19 @@
         <w:pStyle w:val="Choice"/>
       </w:pPr>
       <w:r>
+        <w:t>b)</w:t>
+        <w:tab/>
+        <w:t>OR</w:t>
+      </w:r>
+    </w:p>
+    <w:p>
+      <w:pPr>
+        <w:pStyle w:val="Choice"/>
+      </w:pPr>
+      <w:r>
         <w:t>c)</w:t>
         <w:tab/>
-        <w:t>OR</w:t>
+        <w:t>NOR</w:t>
       </w:r>
     </w:p>
     <w:p>
@@ -2314,16 +2314,6 @@
       <w:r>
         <w:t>a)</w:t>
         <w:tab/>
-        <w:t>AND</w:t>
-      </w:r>
-    </w:p>
-    <w:p>
-      <w:pPr>
-        <w:pStyle w:val="Choice"/>
-      </w:pPr>
-      <w:r>
-        <w:t>b)</w:t>
-        <w:tab/>
         <w:t>XOR</w:t>
       </w:r>
     </w:p>
@@ -2332,7 +2322,7 @@
         <w:pStyle w:val="Choice"/>
       </w:pPr>
       <w:r>
-        <w:t>c)</w:t>
+        <w:t>b)</w:t>
         <w:tab/>
         <w:t>OR</w:t>
       </w:r>
@@ -2342,9 +2332,19 @@
         <w:pStyle w:val="Choice"/>
       </w:pPr>
       <w:r>
+        <w:t>c)</w:t>
+        <w:tab/>
+        <w:t>NOT</w:t>
+      </w:r>
+    </w:p>
+    <w:p>
+      <w:pPr>
+        <w:pStyle w:val="Choice"/>
+      </w:pPr>
+      <w:r>
         <w:t>d)</w:t>
         <w:tab/>
-        <w:t>NOT</w:t>
+        <w:t>AND</w:t>
       </w:r>
     </w:p>
     <w:p>
@@ -2488,16 +2488,6 @@
       <w:r>
         <w:t>a)</w:t>
         <w:tab/>
-        <w:t>NOR</w:t>
-      </w:r>
-    </w:p>
-    <w:p>
-      <w:pPr>
-        <w:pStyle w:val="Choice"/>
-      </w:pPr>
-      <w:r>
-        <w:t>b)</w:t>
-        <w:tab/>
         <w:t>AND</w:t>
       </w:r>
     </w:p>
@@ -2506,7 +2496,7 @@
         <w:pStyle w:val="Choice"/>
       </w:pPr>
       <w:r>
-        <w:t>c)</w:t>
+        <w:t>b)</w:t>
         <w:tab/>
         <w:t>XOR</w:t>
       </w:r>
@@ -2516,9 +2506,19 @@
         <w:pStyle w:val="Choice"/>
       </w:pPr>
       <w:r>
+        <w:t>c)</w:t>
+        <w:tab/>
+        <w:t>XNOR</w:t>
+      </w:r>
+    </w:p>
+    <w:p>
+      <w:pPr>
+        <w:pStyle w:val="Choice"/>
+      </w:pPr>
+      <w:r>
         <w:t>d)</w:t>
         <w:tab/>
-        <w:t>XNOR</w:t>
+        <w:t>NOR</w:t>
       </w:r>
     </w:p>
     <w:p>
@@ -2585,6 +2585,16 @@
       <w:r>
         <w:t>b)</w:t>
         <w:tab/>
+        <w:t>NOT</w:t>
+      </w:r>
+    </w:p>
+    <w:p>
+      <w:pPr>
+        <w:pStyle w:val="Choice"/>
+      </w:pPr>
+      <w:r>
+        <w:t>c)</w:t>
+        <w:tab/>
         <w:t>XOR</w:t>
       </w:r>
     </w:p>
@@ -2593,19 +2603,9 @@
         <w:pStyle w:val="Choice"/>
       </w:pPr>
       <w:r>
-        <w:t>c)</w:t>
+        <w:t>d)</w:t>
         <w:tab/>
         <w:t>NOR</w:t>
-      </w:r>
-    </w:p>
-    <w:p>
-      <w:pPr>
-        <w:pStyle w:val="Choice"/>
-      </w:pPr>
-      <w:r>
-        <w:t>d)</w:t>
-        <w:tab/>
-        <w:t>NOT</w:t>
       </w:r>
     </w:p>
     <w:sectPr>
